--- a/day4.docx
+++ b/day4.docx
@@ -4,14 +4,102 @@
   <w:body>
     <w:p>
       <w:r>
+        <w:t>Kubernetes (K8s)</w:t>
+      </w:r>
+    </w:p>
+    <w:p/>
+    <w:p>
+      <w:r>
+        <w:t xml:space="preserve">Kubernetes is an </w:t>
+      </w:r>
+      <w:proofErr w:type="gramStart"/>
+      <w:r>
+        <w:t>open source</w:t>
+      </w:r>
+      <w:proofErr w:type="gramEnd"/>
+      <w:r>
+        <w:t xml:space="preserve"> container orchestration engine for automating deployment, scaling, and management of containerized applications. The </w:t>
+      </w:r>
+      <w:proofErr w:type="gramStart"/>
+      <w:r>
+        <w:t>open source</w:t>
+      </w:r>
+      <w:proofErr w:type="gramEnd"/>
+      <w:r>
+        <w:t xml:space="preserve"> project is hosted by the Cloud Native Computing Foundation (CNCF).</w:t>
+      </w:r>
+    </w:p>
+    <w:p>
+      <w:r>
+        <w:t>It provides a scalable and resilient framework for automating the deployment, scaling, and management of applications across clusters of servers.</w:t>
+      </w:r>
+    </w:p>
+    <w:p/>
+    <w:p>
+      <w:r>
+        <w:t>A SMALL HISTORY OF K8S:</w:t>
+      </w:r>
+    </w:p>
+    <w:p>
+      <w:r>
+        <w:t></w:t>
+      </w:r>
+      <w:r>
+        <w:tab/>
+        <w:t xml:space="preserve">In the early 2000s, Google started developing a system called Borg to manage their internal containerized applications. </w:t>
+      </w:r>
+    </w:p>
+    <w:p>
+      <w:r>
+        <w:t></w:t>
+      </w:r>
+      <w:r>
+        <w:tab/>
+        <w:t>Borg enabled Google to run applications at scale, providing features such as automatic scaling, service discovery, and fault tolerance.</w:t>
+      </w:r>
+    </w:p>
+    <w:p>
+      <w:r>
+        <w:t></w:t>
+      </w:r>
+      <w:r>
+        <w:tab/>
+        <w:t>In 2014, Google open-sourced a version of Borg called Kubernetes.</w:t>
+      </w:r>
+    </w:p>
+    <w:p>
+      <w:r>
+        <w:t></w:t>
+      </w:r>
+      <w:r>
+        <w:tab/>
+        <w:t>Kubernetes was donated to the Cloud Native Computing Foundation (CNCF), a neutral home for open-source cloud-native projects, in July 2015.</w:t>
+      </w:r>
+    </w:p>
+    <w:p>
+      <w:r>
+        <w:t></w:t>
+      </w:r>
+      <w:r>
+        <w:tab/>
+        <w:t>Kubernetes 1.8 added significant enhancements for storage, security, and networking. Key features included the stable release of the stateful sets API, expanded support for volume plugins, and improvements in security policies.</w:t>
+      </w:r>
+      <w:r>
+        <w:br/>
+      </w:r>
+      <w:r>
+        <w:lastRenderedPageBreak/>
+        <w:br/>
+      </w:r>
+      <w:r>
         <w:rPr>
           <w:noProof/>
         </w:rPr>
         <w:drawing>
-          <wp:inline distT="0" distB="0" distL="0" distR="0" wp14:anchorId="539E85EC" wp14:editId="405A64C7">
-            <wp:extent cx="5731510" cy="3223895"/>
-            <wp:effectExtent l="0" t="0" r="2540" b="0"/>
-            <wp:docPr id="1739861503" name="Picture 11"/>
+          <wp:inline distT="0" distB="0" distL="0" distR="0" wp14:anchorId="101989A3" wp14:editId="0D4673D7">
+            <wp:extent cx="5670550" cy="3600450"/>
+            <wp:effectExtent l="0" t="0" r="6350" b="0"/>
+            <wp:docPr id="988174693" name="Picture 1"/>
             <wp:cNvGraphicFramePr>
               <a:graphicFrameLocks xmlns:a="http://schemas.openxmlformats.org/drawingml/2006/main" noChangeAspect="1"/>
             </wp:cNvGraphicFramePr>
@@ -19,13 +107,13 @@
               <a:graphicData uri="http://schemas.openxmlformats.org/drawingml/2006/picture">
                 <pic:pic xmlns:pic="http://schemas.openxmlformats.org/drawingml/2006/picture">
                   <pic:nvPicPr>
-                    <pic:cNvPr id="0" name="Picture 11"/>
+                    <pic:cNvPr id="0" name="Picture 1"/>
                     <pic:cNvPicPr>
                       <a:picLocks noChangeAspect="1" noChangeArrowheads="1"/>
                     </pic:cNvPicPr>
                   </pic:nvPicPr>
                   <pic:blipFill>
-                    <a:blip r:embed="rId4" cstate="print">
+                    <a:blip r:embed="rId6">
                       <a:extLst>
                         <a:ext uri="{28A0092B-C50C-407E-A947-70E740481C1C}">
                           <a14:useLocalDpi xmlns:a14="http://schemas.microsoft.com/office/drawing/2010/main" val="0"/>
@@ -40,7 +128,7 @@
                   <pic:spPr bwMode="auto">
                     <a:xfrm>
                       <a:off x="0" y="0"/>
-                      <a:ext cx="5731510" cy="3223895"/>
+                      <a:ext cx="5670550" cy="3600450"/>
                     </a:xfrm>
                     <a:prstGeom prst="rect">
                       <a:avLst/>
@@ -56,15 +144,2357 @@
           </wp:inline>
         </w:drawing>
       </w:r>
+    </w:p>
+    <w:p/>
+    <w:p>
+      <w:r>
+        <w:t>Control Plane /Master Node</w:t>
+      </w:r>
+    </w:p>
+    <w:p>
+      <w:r>
+        <w:t>The control plane's components make global decisions about the cluster (for example, scheduling), as well as detecting and responding to cluster events (for example, starting up a new pod when a deployment's replicas field is unsatisfied).</w:t>
+      </w:r>
+    </w:p>
+    <w:p>
+      <w:r>
+        <w:t xml:space="preserve">Control plane components can be run on any machine in the cluster. Do not run user containers on this machine. </w:t>
+      </w:r>
+    </w:p>
+    <w:p>
+      <w:r>
+        <w:t>Node Components / Worker Nodes</w:t>
+      </w:r>
+    </w:p>
+    <w:p>
+      <w:r>
+        <w:t>Node components run on every node, maintaining running pods and providing the Kubernetes runtime environment.</w:t>
+      </w:r>
+    </w:p>
+    <w:p>
+      <w:r>
+        <w:t>1.</w:t>
+      </w:r>
+      <w:r>
+        <w:tab/>
+        <w:t>Master Node: The master node is responsible for managing the cluster and coordinating the overall state of the system. It includes the following components:</w:t>
+      </w:r>
+    </w:p>
+    <w:p/>
+    <w:p>
+      <w:r>
+        <w:t>a.</w:t>
+      </w:r>
+      <w:r>
+        <w:tab/>
+        <w:t>API Server: The API server is the central control point for all interactions with the cluster. It exposes the Kubernetes API and handles requests from users and other components.</w:t>
+      </w:r>
+    </w:p>
+    <w:p/>
+    <w:p>
+      <w:r>
+        <w:lastRenderedPageBreak/>
+        <w:t>b.</w:t>
+      </w:r>
+      <w:r>
+        <w:tab/>
+        <w:t>Scheduler: The scheduler is responsible for assigning workloads (pods) to individual worker nodes based on resource requirements, constraints, and other policies.</w:t>
+      </w:r>
+    </w:p>
+    <w:p/>
+    <w:p>
+      <w:r>
+        <w:t>c.</w:t>
+      </w:r>
+      <w:r>
+        <w:tab/>
+        <w:t>Controller Manager: The controller manager runs various controllers that monitor the cluster state and drive it towards the desired state. Examples include the replication controller, node controller, and service controller.</w:t>
+      </w:r>
+    </w:p>
+    <w:p/>
+    <w:p>
+      <w:r>
+        <w:t>d.</w:t>
+      </w:r>
+      <w:r>
+        <w:tab/>
+      </w:r>
+      <w:proofErr w:type="spellStart"/>
+      <w:r>
+        <w:t>etcd</w:t>
+      </w:r>
+      <w:proofErr w:type="spellEnd"/>
+      <w:r>
+        <w:t xml:space="preserve">: </w:t>
+      </w:r>
+      <w:proofErr w:type="spellStart"/>
+      <w:r>
+        <w:t>etcd</w:t>
+      </w:r>
+      <w:proofErr w:type="spellEnd"/>
+      <w:r>
+        <w:t xml:space="preserve"> is a distributed key-value store used by Kubernetes to store cluster state and configuration data.</w:t>
+      </w:r>
+    </w:p>
+    <w:p/>
+    <w:p>
+      <w:r>
+        <w:t>1.</w:t>
+      </w:r>
+      <w:r>
+        <w:tab/>
+        <w:t>Pod: The basic building block of Kubernetes. A pod represents a single instance of a running process within the cluster. It can encapsulate one or more containers that share the same network and storage resources.</w:t>
+      </w:r>
+      <w:r>
+        <w:br/>
+      </w:r>
+      <w:r>
+        <w:br/>
+        <w:t>BASIC COMMANDS:</w:t>
+      </w:r>
+      <w:r>
+        <w:br/>
+      </w:r>
+      <w:r>
+        <w:t>1. Create a pod using run command</w:t>
+      </w:r>
+    </w:p>
+    <w:p>
+      <w:r>
+        <w:t xml:space="preserve">$ </w:t>
+      </w:r>
+      <w:proofErr w:type="spellStart"/>
+      <w:r>
+        <w:t>kubectl</w:t>
+      </w:r>
+      <w:proofErr w:type="spellEnd"/>
+      <w:r>
+        <w:t xml:space="preserve"> run &lt;pod-name&gt; --image=&lt;image-name&gt; --port=&lt;container-port&gt;</w:t>
+      </w:r>
+    </w:p>
+    <w:p>
+      <w:r>
+        <w:t xml:space="preserve">$ </w:t>
+      </w:r>
+      <w:proofErr w:type="spellStart"/>
+      <w:r>
+        <w:t>kubectl</w:t>
+      </w:r>
+      <w:proofErr w:type="spellEnd"/>
+      <w:r>
+        <w:t xml:space="preserve"> run my-pod --image=nginx --port=80</w:t>
+      </w:r>
+    </w:p>
+    <w:p/>
+    <w:p>
+      <w:r>
+        <w:t xml:space="preserve">2. View all the pods </w:t>
+      </w:r>
+    </w:p>
+    <w:p>
+      <w:r>
+        <w:t>(In default namespace)</w:t>
+      </w:r>
+    </w:p>
+    <w:p>
+      <w:r>
+        <w:t xml:space="preserve">$ </w:t>
+      </w:r>
+      <w:proofErr w:type="spellStart"/>
+      <w:r>
+        <w:t>kubectl</w:t>
+      </w:r>
+      <w:proofErr w:type="spellEnd"/>
+      <w:r>
+        <w:t xml:space="preserve"> get pods </w:t>
+      </w:r>
+    </w:p>
+    <w:p>
+      <w:r>
+        <w:t>(In All namespace)</w:t>
+      </w:r>
+    </w:p>
+    <w:p/>
+    <w:p>
+      <w:r>
+        <w:t xml:space="preserve">$ </w:t>
+      </w:r>
+      <w:proofErr w:type="spellStart"/>
+      <w:r>
+        <w:t>kubectl</w:t>
+      </w:r>
+      <w:proofErr w:type="spellEnd"/>
+      <w:r>
+        <w:t xml:space="preserve"> get pods -A</w:t>
+      </w:r>
+    </w:p>
+    <w:p>
+      <w:r>
+        <w:t># For a specific namespace</w:t>
+      </w:r>
+    </w:p>
+    <w:p>
+      <w:r>
+        <w:t xml:space="preserve">$ </w:t>
+      </w:r>
+      <w:proofErr w:type="spellStart"/>
+      <w:r>
+        <w:t>kubectl</w:t>
+      </w:r>
+      <w:proofErr w:type="spellEnd"/>
+      <w:r>
+        <w:t xml:space="preserve"> get pods -n </w:t>
+      </w:r>
+      <w:proofErr w:type="spellStart"/>
+      <w:r>
+        <w:t>kube</w:t>
+      </w:r>
+      <w:proofErr w:type="spellEnd"/>
+      <w:r>
+        <w:t>-system</w:t>
+      </w:r>
+    </w:p>
+    <w:p/>
+    <w:p>
+      <w:r>
+        <w:t># For a specific type</w:t>
+      </w:r>
+    </w:p>
+    <w:p>
+      <w:r>
+        <w:t xml:space="preserve">$ </w:t>
+      </w:r>
+      <w:proofErr w:type="spellStart"/>
+      <w:r>
+        <w:t>kubectl</w:t>
+      </w:r>
+      <w:proofErr w:type="spellEnd"/>
+      <w:r>
+        <w:t xml:space="preserve"> get pods &lt;pod-name&gt; </w:t>
+      </w:r>
+    </w:p>
+    <w:p>
+      <w:r>
+        <w:t xml:space="preserve">$ </w:t>
+      </w:r>
+      <w:proofErr w:type="spellStart"/>
+      <w:r>
+        <w:t>kubectl</w:t>
+      </w:r>
+      <w:proofErr w:type="spellEnd"/>
+      <w:r>
+        <w:t xml:space="preserve"> get pods &lt;pod-name&gt; -o wide</w:t>
+      </w:r>
+    </w:p>
+    <w:p>
+      <w:r>
+        <w:lastRenderedPageBreak/>
+        <w:t xml:space="preserve">$ </w:t>
+      </w:r>
+      <w:proofErr w:type="spellStart"/>
+      <w:r>
+        <w:t>kubectl</w:t>
+      </w:r>
+      <w:proofErr w:type="spellEnd"/>
+      <w:r>
+        <w:t xml:space="preserve"> get pods &lt;pod-name</w:t>
+      </w:r>
+      <w:proofErr w:type="gramStart"/>
+      <w:r>
+        <w:t>&gt;  -</w:t>
+      </w:r>
+      <w:proofErr w:type="gramEnd"/>
+      <w:r>
+        <w:t xml:space="preserve">o </w:t>
+      </w:r>
+      <w:proofErr w:type="spellStart"/>
+      <w:r>
+        <w:t>yaml</w:t>
+      </w:r>
+      <w:proofErr w:type="spellEnd"/>
+    </w:p>
+    <w:p>
+      <w:r>
+        <w:t xml:space="preserve">$ </w:t>
+      </w:r>
+      <w:proofErr w:type="spellStart"/>
+      <w:r>
+        <w:t>kubectl</w:t>
+      </w:r>
+      <w:proofErr w:type="spellEnd"/>
+      <w:r>
+        <w:t xml:space="preserve"> get pods &lt;pod-name</w:t>
+      </w:r>
+      <w:proofErr w:type="gramStart"/>
+      <w:r>
+        <w:t>&gt;  -</w:t>
+      </w:r>
+      <w:proofErr w:type="gramEnd"/>
+      <w:r>
+        <w:t xml:space="preserve">o </w:t>
+      </w:r>
+      <w:proofErr w:type="spellStart"/>
+      <w:r>
+        <w:t>json</w:t>
+      </w:r>
+      <w:proofErr w:type="spellEnd"/>
+    </w:p>
+    <w:p/>
+    <w:p>
+      <w:r>
+        <w:t>3. Describe a pod (View Pod details)</w:t>
+      </w:r>
+    </w:p>
+    <w:p>
+      <w:r>
+        <w:t xml:space="preserve">$ </w:t>
+      </w:r>
+      <w:proofErr w:type="spellStart"/>
+      <w:r>
+        <w:t>kubectl</w:t>
+      </w:r>
+      <w:proofErr w:type="spellEnd"/>
+      <w:r>
+        <w:t xml:space="preserve"> describe pod &lt;pod-name&gt;</w:t>
+      </w:r>
+    </w:p>
+    <w:p>
+      <w:r>
+        <w:t xml:space="preserve">$ </w:t>
+      </w:r>
+      <w:proofErr w:type="spellStart"/>
+      <w:r>
+        <w:t>kubectl</w:t>
+      </w:r>
+      <w:proofErr w:type="spellEnd"/>
+      <w:r>
+        <w:t xml:space="preserve"> describe pod my-pod</w:t>
+      </w:r>
+    </w:p>
+    <w:p>
+      <w:r>
+        <w:t>4. View Logs of a pod</w:t>
+      </w:r>
+    </w:p>
+    <w:p>
+      <w:r>
+        <w:t xml:space="preserve">$ </w:t>
+      </w:r>
+      <w:proofErr w:type="spellStart"/>
+      <w:r>
+        <w:t>kubectl</w:t>
+      </w:r>
+      <w:proofErr w:type="spellEnd"/>
+      <w:r>
+        <w:t xml:space="preserve"> logs &lt;pod-name&gt;</w:t>
+      </w:r>
+    </w:p>
+    <w:p>
+      <w:r>
+        <w:t xml:space="preserve">$ </w:t>
+      </w:r>
+      <w:proofErr w:type="spellStart"/>
+      <w:r>
+        <w:t>kubectl</w:t>
+      </w:r>
+      <w:proofErr w:type="spellEnd"/>
+      <w:r>
+        <w:t> logs my-pod</w:t>
+      </w:r>
+    </w:p>
+    <w:p/>
+    <w:p>
+      <w:r>
+        <w:t>5. Execute any command inside Pod (Inside Pod OS)</w:t>
+      </w:r>
+    </w:p>
+    <w:p>
+      <w:r>
+        <w:t xml:space="preserve">$ </w:t>
+      </w:r>
+      <w:proofErr w:type="spellStart"/>
+      <w:r>
+        <w:t>kubectl</w:t>
+      </w:r>
+      <w:proofErr w:type="spellEnd"/>
+      <w:r>
+        <w:t xml:space="preserve"> exec &lt;pod-name&gt; -- &lt;command&gt;</w:t>
+      </w:r>
+    </w:p>
+    <w:p>
+      <w:proofErr w:type="spellStart"/>
+      <w:r>
+        <w:t>apiVersion</w:t>
+      </w:r>
+      <w:proofErr w:type="spellEnd"/>
+      <w:r>
+        <w:t>: v1</w:t>
+      </w:r>
+    </w:p>
+    <w:p>
+      <w:r>
+        <w:t>kind: Pod</w:t>
+      </w:r>
+    </w:p>
+    <w:p>
+      <w:r>
+        <w:t>metadata:</w:t>
+      </w:r>
+    </w:p>
+    <w:p>
+      <w:r>
+        <w:t xml:space="preserve">  name: my-app</w:t>
+      </w:r>
+    </w:p>
+    <w:p>
+      <w:r>
+        <w:t>spec:</w:t>
+      </w:r>
+    </w:p>
+    <w:p>
+      <w:r>
+        <w:t xml:space="preserve">  containers:</w:t>
+      </w:r>
+    </w:p>
+    <w:p>
+      <w:r>
+        <w:t xml:space="preserve">    - name: my-app-container</w:t>
+      </w:r>
+    </w:p>
+    <w:p>
+      <w:r>
+        <w:t xml:space="preserve">      image: &lt;images&gt;      ports:</w:t>
+      </w:r>
+    </w:p>
+    <w:p>
+      <w:r>
+        <w:t xml:space="preserve">        - </w:t>
+      </w:r>
+      <w:proofErr w:type="spellStart"/>
+      <w:r>
+        <w:t>containerPort</w:t>
+      </w:r>
+      <w:proofErr w:type="spellEnd"/>
+      <w:r>
+        <w:t>: 9090</w:t>
+      </w:r>
+    </w:p>
+    <w:p/>
+    <w:p>
+      <w:r>
+        <w:t xml:space="preserve">kind: </w:t>
+      </w:r>
+      <w:proofErr w:type="spellStart"/>
+      <w:r>
+        <w:t>ReplicaSet</w:t>
+      </w:r>
+      <w:proofErr w:type="spellEnd"/>
+    </w:p>
+    <w:p>
+      <w:r>
+        <w:t>metadata:</w:t>
+      </w:r>
+    </w:p>
+    <w:p>
+      <w:r>
+        <w:t xml:space="preserve">  name: my-</w:t>
+      </w:r>
+      <w:proofErr w:type="spellStart"/>
+      <w:r>
+        <w:t>rs</w:t>
+      </w:r>
+      <w:proofErr w:type="spellEnd"/>
+    </w:p>
+    <w:p>
+      <w:r>
+        <w:t xml:space="preserve">  labels:</w:t>
+      </w:r>
+    </w:p>
+    <w:p>
+      <w:r>
+        <w:t xml:space="preserve">    name: my-</w:t>
+      </w:r>
+      <w:proofErr w:type="spellStart"/>
+      <w:r>
+        <w:t>rs</w:t>
+      </w:r>
+      <w:proofErr w:type="spellEnd"/>
+    </w:p>
+    <w:p>
+      <w:r>
+        <w:t>spec:</w:t>
+      </w:r>
+    </w:p>
+    <w:p>
+      <w:r>
+        <w:lastRenderedPageBreak/>
+        <w:t xml:space="preserve">  replicas: 4</w:t>
+      </w:r>
+    </w:p>
+    <w:p>
+      <w:r>
+        <w:t xml:space="preserve">  selector:</w:t>
+      </w:r>
+    </w:p>
+    <w:p>
+      <w:r>
+        <w:t xml:space="preserve">    </w:t>
+      </w:r>
+      <w:proofErr w:type="spellStart"/>
+      <w:r>
+        <w:t>matchLabels</w:t>
+      </w:r>
+      <w:proofErr w:type="spellEnd"/>
+      <w:r>
+        <w:t>:</w:t>
+      </w:r>
+    </w:p>
+    <w:p>
+      <w:r>
+        <w:t xml:space="preserve">      </w:t>
+      </w:r>
+      <w:proofErr w:type="spellStart"/>
+      <w:r>
+        <w:t>apptype</w:t>
+      </w:r>
+      <w:proofErr w:type="spellEnd"/>
+      <w:r>
+        <w:t>: web-backend</w:t>
+      </w:r>
+    </w:p>
+    <w:p>
+      <w:r>
+        <w:t xml:space="preserve">  template:</w:t>
+      </w:r>
+    </w:p>
+    <w:p>
+      <w:r>
+        <w:t xml:space="preserve">    metadata:</w:t>
+      </w:r>
+    </w:p>
+    <w:p>
+      <w:r>
+        <w:t xml:space="preserve">      labels:</w:t>
+      </w:r>
+    </w:p>
+    <w:p>
+      <w:r>
+        <w:t xml:space="preserve">        </w:t>
+      </w:r>
+      <w:proofErr w:type="spellStart"/>
+      <w:r>
+        <w:t>apptype</w:t>
+      </w:r>
+      <w:proofErr w:type="spellEnd"/>
+      <w:r>
+        <w:t>: web-backend</w:t>
+      </w:r>
+    </w:p>
+    <w:p>
+      <w:r>
+        <w:t xml:space="preserve">    spec:</w:t>
+      </w:r>
+    </w:p>
+    <w:p>
+      <w:r>
+        <w:t xml:space="preserve">      containers:</w:t>
+      </w:r>
+    </w:p>
+    <w:p>
+      <w:r>
+        <w:t xml:space="preserve">      - name: my-app</w:t>
+      </w:r>
+    </w:p>
+    <w:p>
+      <w:r>
+        <w:t xml:space="preserve">        image: </w:t>
+      </w:r>
+    </w:p>
+    <w:p>
+      <w:r>
+        <w:t xml:space="preserve">        ports:</w:t>
+      </w:r>
+    </w:p>
+    <w:p>
+      <w:r>
+        <w:t xml:space="preserve">          - </w:t>
+      </w:r>
+      <w:proofErr w:type="spellStart"/>
+      <w:r>
+        <w:t>containerPort</w:t>
+      </w:r>
+      <w:proofErr w:type="spellEnd"/>
+      <w:r>
+        <w:t>: 8080</w:t>
+      </w:r>
+    </w:p>
+    <w:p/>
+    <w:p>
+      <w:proofErr w:type="spellStart"/>
+      <w:r>
+        <w:t>apiVersion</w:t>
+      </w:r>
+      <w:proofErr w:type="spellEnd"/>
+      <w:r>
+        <w:t>: apps/v1</w:t>
+      </w:r>
+    </w:p>
+    <w:p>
+      <w:r>
+        <w:t>kind: Deployment</w:t>
+      </w:r>
+    </w:p>
+    <w:p>
+      <w:r>
+        <w:t>metadata:</w:t>
+      </w:r>
+    </w:p>
+    <w:p>
+      <w:r>
+        <w:t xml:space="preserve">  name: my-deploy</w:t>
+      </w:r>
+    </w:p>
+    <w:p>
+      <w:r>
+        <w:t xml:space="preserve">  labels:</w:t>
+      </w:r>
+    </w:p>
+    <w:p>
+      <w:r>
+        <w:t xml:space="preserve">    name: my-deploy</w:t>
+      </w:r>
+    </w:p>
+    <w:p>
+      <w:r>
+        <w:t>spec:</w:t>
+      </w:r>
+    </w:p>
+    <w:p>
+      <w:r>
+        <w:t xml:space="preserve">  replicas: 4</w:t>
+      </w:r>
+    </w:p>
+    <w:p>
+      <w:r>
+        <w:t xml:space="preserve">  selector:</w:t>
+      </w:r>
+    </w:p>
+    <w:p>
+      <w:r>
+        <w:t xml:space="preserve">    </w:t>
+      </w:r>
+      <w:proofErr w:type="spellStart"/>
+      <w:r>
+        <w:t>matchLabels</w:t>
+      </w:r>
+      <w:proofErr w:type="spellEnd"/>
+      <w:r>
+        <w:t>:</w:t>
+      </w:r>
+    </w:p>
+    <w:p>
+      <w:r>
+        <w:t xml:space="preserve">      </w:t>
+      </w:r>
+      <w:proofErr w:type="spellStart"/>
+      <w:r>
+        <w:t>apptype</w:t>
+      </w:r>
+      <w:proofErr w:type="spellEnd"/>
+      <w:r>
+        <w:t>: web-backend</w:t>
+      </w:r>
+    </w:p>
+    <w:p>
+      <w:r>
+        <w:t xml:space="preserve">  strategy:</w:t>
+      </w:r>
+    </w:p>
+    <w:p>
+      <w:r>
+        <w:t xml:space="preserve">    type: </w:t>
+      </w:r>
+      <w:proofErr w:type="spellStart"/>
+      <w:r>
+        <w:t>RollingUpdate</w:t>
+      </w:r>
+      <w:proofErr w:type="spellEnd"/>
+    </w:p>
+    <w:p>
+      <w:r>
+        <w:lastRenderedPageBreak/>
+        <w:t xml:space="preserve">  template:</w:t>
+      </w:r>
+    </w:p>
+    <w:p>
+      <w:r>
+        <w:t xml:space="preserve">    metadata:</w:t>
+      </w:r>
+    </w:p>
+    <w:p>
+      <w:r>
+        <w:t xml:space="preserve">      labels:</w:t>
+      </w:r>
+    </w:p>
+    <w:p>
+      <w:r>
+        <w:t xml:space="preserve">        </w:t>
+      </w:r>
+      <w:proofErr w:type="spellStart"/>
+      <w:r>
+        <w:t>apptype</w:t>
+      </w:r>
+      <w:proofErr w:type="spellEnd"/>
+      <w:r>
+        <w:t>: web-backend</w:t>
+      </w:r>
+    </w:p>
+    <w:p>
+      <w:r>
+        <w:t xml:space="preserve">    spec:</w:t>
+      </w:r>
+    </w:p>
+    <w:p>
+      <w:r>
+        <w:t xml:space="preserve">      containers:</w:t>
+      </w:r>
+    </w:p>
+    <w:p>
+      <w:r>
+        <w:t xml:space="preserve">      - name: my-app</w:t>
+      </w:r>
+    </w:p>
+    <w:p>
+      <w:r>
+        <w:t xml:space="preserve">        image:         </w:t>
+      </w:r>
+    </w:p>
+    <w:p>
+      <w:r>
+        <w:t xml:space="preserve">        ports:</w:t>
+      </w:r>
+    </w:p>
+    <w:p>
+      <w:r>
+        <w:t xml:space="preserve">              - </w:t>
+      </w:r>
+      <w:proofErr w:type="spellStart"/>
+      <w:r>
+        <w:t>containerPort</w:t>
+      </w:r>
+      <w:proofErr w:type="spellEnd"/>
+      <w:r>
+        <w:t>: 7070</w:t>
+      </w:r>
+    </w:p>
+    <w:p/>
+    <w:p>
+      <w:proofErr w:type="spellStart"/>
+      <w:proofErr w:type="gramStart"/>
+      <w:r>
+        <w:t>kubectl</w:t>
+      </w:r>
+      <w:proofErr w:type="spellEnd"/>
+      <w:r>
+        <w:t xml:space="preserve">  create</w:t>
+      </w:r>
+      <w:proofErr w:type="gramEnd"/>
+      <w:r>
+        <w:t xml:space="preserve"> deployment webnginx2 --image=</w:t>
+      </w:r>
+      <w:proofErr w:type="spellStart"/>
+      <w:r>
+        <w:t>nginx:latest</w:t>
+      </w:r>
+      <w:proofErr w:type="spellEnd"/>
+      <w:r>
+        <w:t> --replicas=1</w:t>
+      </w:r>
+    </w:p>
+    <w:p>
+      <w:proofErr w:type="spellStart"/>
+      <w:r>
+        <w:t>kubectl</w:t>
+      </w:r>
+      <w:proofErr w:type="spellEnd"/>
+      <w:r>
+        <w:t xml:space="preserve"> scale deploy &lt;deployment-name&gt; --replicas=&lt;desired-replica-count&gt;</w:t>
+      </w:r>
+    </w:p>
+    <w:p/>
+    <w:p>
+      <w:r>
+        <w:t>Services (short name = svc):</w:t>
+      </w:r>
+    </w:p>
+    <w:p>
+      <w:r>
+        <w:t>Service is an abstraction that defines a logical set of pods and a policy to access them. Services enable network connectivity and load balancing to the pods that are part of the service, allowing other components within or outside the cluster to interact with the application.</w:t>
+      </w:r>
+    </w:p>
+    <w:p>
+      <w:r>
+        <w:t>Service Types: Kubernetes supports different types of services:</w:t>
+      </w:r>
+    </w:p>
+    <w:p>
+      <w:r>
+        <w:t>1.</w:t>
+      </w:r>
+      <w:r>
+        <w:tab/>
+      </w:r>
+      <w:proofErr w:type="spellStart"/>
+      <w:r>
+        <w:t>NodePort</w:t>
+      </w:r>
+      <w:proofErr w:type="spellEnd"/>
+      <w:r>
+        <w:t>: Exposes the service on a static port on each selected node's IP. This type makes the service accessible from outside the cluster by the &lt;</w:t>
+      </w:r>
+      <w:proofErr w:type="spellStart"/>
+      <w:r>
+        <w:t>NodeIP</w:t>
+      </w:r>
+      <w:proofErr w:type="spellEnd"/>
+      <w:r>
+        <w:t>&gt;:&lt;</w:t>
+      </w:r>
+      <w:proofErr w:type="spellStart"/>
+      <w:r>
+        <w:t>NodePort</w:t>
+      </w:r>
+      <w:proofErr w:type="spellEnd"/>
+      <w:r>
+        <w:t>&gt; combination.</w:t>
+      </w:r>
+    </w:p>
+    <w:p/>
+    <w:p>
+      <w:r>
+        <w:t>2.</w:t>
+      </w:r>
+      <w:r>
+        <w:tab/>
+      </w:r>
+      <w:proofErr w:type="spellStart"/>
+      <w:r>
+        <w:t>ClusterIP</w:t>
+      </w:r>
+      <w:proofErr w:type="spellEnd"/>
+      <w:r>
+        <w:t>: Exposes the service on a cluster-internal IP. This type makes the service only reachable within the cluster.</w:t>
+      </w:r>
+    </w:p>
+    <w:p/>
+    <w:p>
+      <w:r>
+        <w:t>3.</w:t>
+      </w:r>
+      <w:r>
+        <w:tab/>
+      </w:r>
+      <w:proofErr w:type="spellStart"/>
+      <w:r>
+        <w:t>LoadBalancer</w:t>
+      </w:r>
+      <w:proofErr w:type="spellEnd"/>
+      <w:r>
+        <w:t>: Creates an external load balancer in cloud environments, which routes traffic to the service.</w:t>
+      </w:r>
+    </w:p>
+    <w:p/>
+    <w:p>
+      <w:r>
+        <w:lastRenderedPageBreak/>
+        <w:t>2. Create Deployment by executing above YAML file</w:t>
+      </w:r>
+    </w:p>
+    <w:p>
+      <w:r>
+        <w:t xml:space="preserve">$ </w:t>
+      </w:r>
+      <w:proofErr w:type="spellStart"/>
+      <w:r>
+        <w:t>kubectl</w:t>
+      </w:r>
+      <w:proofErr w:type="spellEnd"/>
+      <w:r>
+        <w:t xml:space="preserve"> create -f web-</w:t>
+      </w:r>
+      <w:proofErr w:type="spellStart"/>
+      <w:r>
+        <w:t>deploy.yml</w:t>
+      </w:r>
+      <w:proofErr w:type="spellEnd"/>
+    </w:p>
+    <w:p>
+      <w:r>
+        <w:t># Do necessary modifications if exist, else create new</w:t>
+      </w:r>
+    </w:p>
+    <w:p>
+      <w:r>
+        <w:t xml:space="preserve">$ </w:t>
+      </w:r>
+      <w:proofErr w:type="spellStart"/>
+      <w:r>
+        <w:t>kubectl</w:t>
+      </w:r>
+      <w:proofErr w:type="spellEnd"/>
+      <w:r>
+        <w:t xml:space="preserve"> create -f web-</w:t>
+      </w:r>
+      <w:proofErr w:type="spellStart"/>
+      <w:r>
+        <w:t>deploy.yml</w:t>
+      </w:r>
+      <w:proofErr w:type="spellEnd"/>
+    </w:p>
+    <w:p>
+      <w:r>
+        <w:t># Completely Modify Pod Template</w:t>
+      </w:r>
+    </w:p>
+    <w:p>
+      <w:r>
+        <w:t xml:space="preserve">$ </w:t>
+      </w:r>
+      <w:proofErr w:type="spellStart"/>
+      <w:r>
+        <w:t>kubectl</w:t>
+      </w:r>
+      <w:proofErr w:type="spellEnd"/>
+      <w:r>
+        <w:t xml:space="preserve"> replace –f web-</w:t>
+      </w:r>
+      <w:proofErr w:type="spellStart"/>
+      <w:r>
+        <w:t>deploy.yml</w:t>
+      </w:r>
+      <w:proofErr w:type="spellEnd"/>
+    </w:p>
+    <w:p/>
+    <w:p>
+      <w:r>
+        <w:t>3. View Deployments</w:t>
+      </w:r>
+    </w:p>
+    <w:p>
+      <w:r>
+        <w:t xml:space="preserve">$ </w:t>
+      </w:r>
+      <w:proofErr w:type="spellStart"/>
+      <w:r>
+        <w:t>kubectl</w:t>
+      </w:r>
+      <w:proofErr w:type="spellEnd"/>
+      <w:r>
+        <w:t xml:space="preserve"> get deployments</w:t>
+      </w:r>
+    </w:p>
+    <w:p>
+      <w:r>
+        <w:t xml:space="preserve">$ </w:t>
+      </w:r>
+      <w:proofErr w:type="spellStart"/>
+      <w:r>
+        <w:t>kubectl</w:t>
+      </w:r>
+      <w:proofErr w:type="spellEnd"/>
+      <w:r>
+        <w:t xml:space="preserve"> get deploy</w:t>
+      </w:r>
+    </w:p>
+    <w:p>
+      <w:r>
+        <w:t xml:space="preserve">$ </w:t>
+      </w:r>
+      <w:proofErr w:type="spellStart"/>
+      <w:r>
+        <w:t>kubectl</w:t>
+      </w:r>
+      <w:proofErr w:type="spellEnd"/>
+      <w:r>
+        <w:t xml:space="preserve"> get deploy -o wide</w:t>
+      </w:r>
+    </w:p>
+    <w:p>
+      <w:r>
+        <w:t xml:space="preserve">$ </w:t>
+      </w:r>
+      <w:proofErr w:type="spellStart"/>
+      <w:r>
+        <w:t>kubectl</w:t>
+      </w:r>
+      <w:proofErr w:type="spellEnd"/>
+      <w:r>
+        <w:t xml:space="preserve"> get deploy &lt;deployment-name&gt; -o </w:t>
+      </w:r>
+      <w:proofErr w:type="spellStart"/>
+      <w:r>
+        <w:t>json</w:t>
+      </w:r>
+      <w:proofErr w:type="spellEnd"/>
+    </w:p>
+    <w:p>
+      <w:r>
+        <w:t xml:space="preserve">$ </w:t>
+      </w:r>
+      <w:proofErr w:type="spellStart"/>
+      <w:r>
+        <w:t>kubectl</w:t>
+      </w:r>
+      <w:proofErr w:type="spellEnd"/>
+      <w:r>
+        <w:t xml:space="preserve"> get deploy &lt;deployment-name&gt; -o </w:t>
+      </w:r>
+      <w:proofErr w:type="spellStart"/>
+      <w:r>
+        <w:t>yaml</w:t>
+      </w:r>
+      <w:proofErr w:type="spellEnd"/>
+    </w:p>
+    <w:p>
+      <w:r>
+        <w:t xml:space="preserve">4. View Deployment Description </w:t>
+      </w:r>
+    </w:p>
+    <w:p>
+      <w:r>
+        <w:t xml:space="preserve">$ </w:t>
+      </w:r>
+      <w:proofErr w:type="spellStart"/>
+      <w:r>
+        <w:t>kubectl</w:t>
+      </w:r>
+      <w:proofErr w:type="spellEnd"/>
+      <w:r>
+        <w:t xml:space="preserve"> describe deploy &lt;deployment-name&gt;</w:t>
+      </w:r>
+    </w:p>
+    <w:p>
+      <w:r>
+        <w:t>5. We can modify generated/updated YAML file</w:t>
+      </w:r>
+    </w:p>
+    <w:p>
+      <w:r>
+        <w:t xml:space="preserve">$ </w:t>
+      </w:r>
+      <w:proofErr w:type="spellStart"/>
+      <w:r>
+        <w:t>kubectl</w:t>
+      </w:r>
+      <w:proofErr w:type="spellEnd"/>
+      <w:r>
+        <w:t xml:space="preserve"> edit deploy &lt;deployment-name&gt;</w:t>
+      </w:r>
+    </w:p>
+    <w:p>
+      <w:r>
+        <w:t>## change replicas: count to any other value then (ESC</w:t>
+      </w:r>
+      <w:proofErr w:type="gramStart"/>
+      <w:r>
+        <w:t>):</w:t>
+      </w:r>
+      <w:proofErr w:type="spellStart"/>
+      <w:r>
+        <w:t>wq</w:t>
+      </w:r>
+      <w:proofErr w:type="spellEnd"/>
+      <w:proofErr w:type="gramEnd"/>
+    </w:p>
+    <w:p/>
+    <w:p>
+      <w:r>
+        <w:t># We can modify our YAML file and then execute apply command</w:t>
+      </w:r>
+    </w:p>
+    <w:p>
+      <w:r>
+        <w:t xml:space="preserve">$ </w:t>
+      </w:r>
+      <w:proofErr w:type="spellStart"/>
+      <w:r>
+        <w:t>kubectl</w:t>
+      </w:r>
+      <w:proofErr w:type="spellEnd"/>
+      <w:r>
+        <w:t xml:space="preserve"> apply -f web-</w:t>
+      </w:r>
+      <w:proofErr w:type="spellStart"/>
+      <w:r>
+        <w:t>deploy.yml</w:t>
+      </w:r>
+      <w:proofErr w:type="spellEnd"/>
+    </w:p>
+    <w:p/>
+    <w:p>
+      <w:r>
+        <w:t>## We can Even scale using command also</w:t>
+      </w:r>
+    </w:p>
+    <w:p>
+      <w:r>
+        <w:t xml:space="preserve">$ </w:t>
+      </w:r>
+      <w:proofErr w:type="spellStart"/>
+      <w:proofErr w:type="gramStart"/>
+      <w:r>
+        <w:t>kubectl</w:t>
+      </w:r>
+      <w:proofErr w:type="spellEnd"/>
+      <w:r>
+        <w:t xml:space="preserve">  scale</w:t>
+      </w:r>
+      <w:proofErr w:type="gramEnd"/>
+      <w:r>
+        <w:t xml:space="preserve">  deploy  &lt;deployment-name&gt;   --replicas=&lt;desired-replica-count&gt;</w:t>
+      </w:r>
+    </w:p>
+    <w:p/>
+    <w:p>
+      <w:r>
+        <w:t>6. Delete Deployment</w:t>
+      </w:r>
+    </w:p>
+    <w:p>
+      <w:r>
+        <w:t xml:space="preserve">$ </w:t>
+      </w:r>
+      <w:proofErr w:type="spellStart"/>
+      <w:r>
+        <w:t>kubectl</w:t>
+      </w:r>
+      <w:proofErr w:type="spellEnd"/>
+      <w:r>
+        <w:t xml:space="preserve"> delete deploy &lt;deployment-name&gt;</w:t>
+      </w:r>
+    </w:p>
+    <w:p>
+      <w:r>
+        <w:t xml:space="preserve">$ </w:t>
+      </w:r>
+      <w:proofErr w:type="spellStart"/>
+      <w:r>
+        <w:t>kubectl</w:t>
+      </w:r>
+      <w:proofErr w:type="spellEnd"/>
+      <w:r>
+        <w:t xml:space="preserve"> delete -f web-</w:t>
+      </w:r>
+      <w:proofErr w:type="spellStart"/>
+      <w:r>
+        <w:t>deploy.yml</w:t>
+      </w:r>
+      <w:proofErr w:type="spellEnd"/>
+    </w:p>
+    <w:p>
+      <w:r>
+        <w:lastRenderedPageBreak/>
+        <w:t xml:space="preserve">2. Create </w:t>
+      </w:r>
+      <w:proofErr w:type="spellStart"/>
+      <w:r>
+        <w:t>ReplicaSet</w:t>
+      </w:r>
+      <w:proofErr w:type="spellEnd"/>
+      <w:r>
+        <w:t xml:space="preserve"> by executing above YAML file</w:t>
+      </w:r>
+    </w:p>
+    <w:p>
+      <w:r>
+        <w:t xml:space="preserve">$ </w:t>
+      </w:r>
+      <w:proofErr w:type="spellStart"/>
+      <w:r>
+        <w:t>kubectl</w:t>
+      </w:r>
+      <w:proofErr w:type="spellEnd"/>
+      <w:r>
+        <w:t xml:space="preserve"> create -f </w:t>
+      </w:r>
+      <w:proofErr w:type="spellStart"/>
+      <w:r>
+        <w:t>rs-test.yml</w:t>
+      </w:r>
+      <w:proofErr w:type="spellEnd"/>
+    </w:p>
+    <w:p>
+      <w:r>
+        <w:t># Do necessary modifications if exist, else create new</w:t>
+      </w:r>
+    </w:p>
+    <w:p>
+      <w:r>
+        <w:t xml:space="preserve">$ </w:t>
+      </w:r>
+      <w:proofErr w:type="spellStart"/>
+      <w:r>
+        <w:t>kubectl</w:t>
+      </w:r>
+      <w:proofErr w:type="spellEnd"/>
+      <w:r>
+        <w:t xml:space="preserve"> apply -f </w:t>
+      </w:r>
+      <w:proofErr w:type="spellStart"/>
+      <w:r>
+        <w:t>rs-test.yml</w:t>
+      </w:r>
+      <w:proofErr w:type="spellEnd"/>
+    </w:p>
+    <w:p>
+      <w:r>
+        <w:t># Completely Modify Pod Template</w:t>
+      </w:r>
+    </w:p>
+    <w:p>
+      <w:r>
+        <w:t xml:space="preserve">$ </w:t>
+      </w:r>
+      <w:proofErr w:type="spellStart"/>
+      <w:r>
+        <w:t>kubectl</w:t>
+      </w:r>
+      <w:proofErr w:type="spellEnd"/>
+      <w:r>
+        <w:t xml:space="preserve"> replace –f </w:t>
+      </w:r>
+      <w:proofErr w:type="spellStart"/>
+      <w:r>
+        <w:t>rs-test.yml</w:t>
+      </w:r>
+      <w:proofErr w:type="spellEnd"/>
+    </w:p>
+    <w:p/>
+    <w:p>
+      <w:r>
+        <w:t xml:space="preserve">3. View </w:t>
+      </w:r>
+      <w:proofErr w:type="spellStart"/>
+      <w:r>
+        <w:t>ReplicaSets</w:t>
+      </w:r>
+      <w:proofErr w:type="spellEnd"/>
+      <w:r>
+        <w:t xml:space="preserve"> </w:t>
+      </w:r>
+    </w:p>
+    <w:p>
+      <w:r>
+        <w:t xml:space="preserve">$ </w:t>
+      </w:r>
+      <w:proofErr w:type="spellStart"/>
+      <w:r>
+        <w:t>kubectl</w:t>
+      </w:r>
+      <w:proofErr w:type="spellEnd"/>
+      <w:r>
+        <w:t xml:space="preserve"> get </w:t>
+      </w:r>
+      <w:proofErr w:type="spellStart"/>
+      <w:r>
+        <w:t>replicasets</w:t>
+      </w:r>
+      <w:proofErr w:type="spellEnd"/>
+    </w:p>
+    <w:p>
+      <w:r>
+        <w:t xml:space="preserve">$ </w:t>
+      </w:r>
+      <w:proofErr w:type="spellStart"/>
+      <w:r>
+        <w:t>kubectl</w:t>
+      </w:r>
+      <w:proofErr w:type="spellEnd"/>
+      <w:r>
+        <w:t xml:space="preserve"> get </w:t>
+      </w:r>
+      <w:proofErr w:type="spellStart"/>
+      <w:r>
+        <w:t>rs</w:t>
+      </w:r>
+      <w:proofErr w:type="spellEnd"/>
+    </w:p>
+    <w:p>
+      <w:r>
+        <w:t xml:space="preserve">$ </w:t>
+      </w:r>
+      <w:proofErr w:type="spellStart"/>
+      <w:r>
+        <w:t>kubectl</w:t>
+      </w:r>
+      <w:proofErr w:type="spellEnd"/>
+      <w:r>
+        <w:t xml:space="preserve"> get </w:t>
+      </w:r>
+      <w:proofErr w:type="spellStart"/>
+      <w:r>
+        <w:t>rs</w:t>
+      </w:r>
+      <w:proofErr w:type="spellEnd"/>
+      <w:r>
+        <w:t xml:space="preserve"> –o wide</w:t>
+      </w:r>
+    </w:p>
+    <w:p>
+      <w:r>
+        <w:t xml:space="preserve">$ </w:t>
+      </w:r>
+      <w:proofErr w:type="spellStart"/>
+      <w:r>
+        <w:t>kubectl</w:t>
+      </w:r>
+      <w:proofErr w:type="spellEnd"/>
+      <w:r>
+        <w:t xml:space="preserve"> get </w:t>
+      </w:r>
+      <w:proofErr w:type="spellStart"/>
+      <w:r>
+        <w:t>rs</w:t>
+      </w:r>
+      <w:proofErr w:type="spellEnd"/>
+      <w:r>
+        <w:t xml:space="preserve"> &lt;replica-set-name&gt; –o </w:t>
+      </w:r>
+      <w:proofErr w:type="spellStart"/>
+      <w:r>
+        <w:t>json</w:t>
+      </w:r>
+      <w:proofErr w:type="spellEnd"/>
+    </w:p>
+    <w:p>
+      <w:r>
+        <w:t xml:space="preserve">$ </w:t>
+      </w:r>
+      <w:proofErr w:type="spellStart"/>
+      <w:r>
+        <w:t>kubectl</w:t>
+      </w:r>
+      <w:proofErr w:type="spellEnd"/>
+      <w:r>
+        <w:t xml:space="preserve"> get </w:t>
+      </w:r>
+      <w:proofErr w:type="spellStart"/>
+      <w:r>
+        <w:t>rs</w:t>
+      </w:r>
+      <w:proofErr w:type="spellEnd"/>
+      <w:r>
+        <w:t xml:space="preserve"> &lt;replica-set-name&gt; –o </w:t>
+      </w:r>
+      <w:proofErr w:type="spellStart"/>
+      <w:r>
+        <w:t>yaml</w:t>
+      </w:r>
+      <w:proofErr w:type="spellEnd"/>
+    </w:p>
+    <w:p/>
+    <w:p>
+      <w:r>
+        <w:t xml:space="preserve">4. View </w:t>
+      </w:r>
+      <w:proofErr w:type="spellStart"/>
+      <w:r>
+        <w:t>ReplicaSet</w:t>
+      </w:r>
+      <w:proofErr w:type="spellEnd"/>
+      <w:r>
+        <w:t xml:space="preserve"> Description </w:t>
+      </w:r>
+    </w:p>
+    <w:p>
+      <w:r>
+        <w:t xml:space="preserve">$ </w:t>
+      </w:r>
+      <w:proofErr w:type="spellStart"/>
+      <w:r>
+        <w:t>kubectl</w:t>
+      </w:r>
+      <w:proofErr w:type="spellEnd"/>
+      <w:r>
+        <w:t xml:space="preserve"> describe </w:t>
+      </w:r>
+      <w:proofErr w:type="spellStart"/>
+      <w:r>
+        <w:t>rs</w:t>
+      </w:r>
+      <w:proofErr w:type="spellEnd"/>
+      <w:r>
+        <w:t xml:space="preserve"> &lt;replica-set-name&gt;</w:t>
+      </w:r>
+    </w:p>
+    <w:p>
+      <w:r>
+        <w:t>5. We can modify generated/updated YAML file</w:t>
+      </w:r>
+    </w:p>
+    <w:p>
+      <w:r>
+        <w:t xml:space="preserve">$ </w:t>
+      </w:r>
+      <w:proofErr w:type="spellStart"/>
+      <w:r>
+        <w:t>kubectl</w:t>
+      </w:r>
+      <w:proofErr w:type="spellEnd"/>
+      <w:r>
+        <w:t xml:space="preserve"> edit </w:t>
+      </w:r>
+      <w:proofErr w:type="spellStart"/>
+      <w:r>
+        <w:t>rs</w:t>
+      </w:r>
+      <w:proofErr w:type="spellEnd"/>
+      <w:r>
+        <w:t xml:space="preserve"> &lt;replica-set-name&gt;</w:t>
+      </w:r>
+    </w:p>
+    <w:p>
+      <w:r>
+        <w:t>## change replicas: count to any other value then (ESC</w:t>
+      </w:r>
+      <w:proofErr w:type="gramStart"/>
+      <w:r>
+        <w:t>):</w:t>
+      </w:r>
+      <w:proofErr w:type="spellStart"/>
+      <w:r>
+        <w:t>wq</w:t>
+      </w:r>
+      <w:proofErr w:type="spellEnd"/>
+      <w:proofErr w:type="gramEnd"/>
+    </w:p>
+    <w:p/>
+    <w:p>
+      <w:r>
+        <w:t># We can modify our YAML file and then execute apply command</w:t>
+      </w:r>
+    </w:p>
+    <w:p>
+      <w:r>
+        <w:t xml:space="preserve">$ </w:t>
+      </w:r>
+      <w:proofErr w:type="spellStart"/>
+      <w:r>
+        <w:t>kubectl</w:t>
+      </w:r>
+      <w:proofErr w:type="spellEnd"/>
+      <w:r>
+        <w:t xml:space="preserve"> apply -f </w:t>
+      </w:r>
+      <w:proofErr w:type="spellStart"/>
+      <w:r>
+        <w:t>rs-test.yml</w:t>
+      </w:r>
+      <w:proofErr w:type="spellEnd"/>
+    </w:p>
+    <w:p/>
+    <w:p>
+      <w:r>
+        <w:t>## We can Even scale using command also</w:t>
+      </w:r>
+    </w:p>
+    <w:p>
+      <w:r>
+        <w:t xml:space="preserve">$ </w:t>
+      </w:r>
+      <w:proofErr w:type="spellStart"/>
+      <w:r>
+        <w:t>kubectl</w:t>
+      </w:r>
+      <w:proofErr w:type="spellEnd"/>
+      <w:r>
+        <w:t xml:space="preserve"> scale </w:t>
+      </w:r>
+      <w:proofErr w:type="spellStart"/>
+      <w:r>
+        <w:t>replicaset</w:t>
+      </w:r>
+      <w:proofErr w:type="spellEnd"/>
+      <w:r>
+        <w:t xml:space="preserve"> &lt;</w:t>
+      </w:r>
+      <w:proofErr w:type="spellStart"/>
+      <w:r>
+        <w:t>replicaset</w:t>
+      </w:r>
+      <w:proofErr w:type="spellEnd"/>
+      <w:r>
+        <w:t>-name&gt; --replicas=&lt;desired-replica-count&gt;</w:t>
+      </w:r>
+    </w:p>
+    <w:p/>
+    <w:p>
+      <w:r>
+        <w:t xml:space="preserve">6. Delete </w:t>
+      </w:r>
+      <w:proofErr w:type="spellStart"/>
+      <w:r>
+        <w:t>ReplicaSet</w:t>
+      </w:r>
+      <w:proofErr w:type="spellEnd"/>
+    </w:p>
+    <w:p>
+      <w:r>
+        <w:t xml:space="preserve">$ </w:t>
+      </w:r>
+      <w:proofErr w:type="spellStart"/>
+      <w:r>
+        <w:t>kubectl</w:t>
+      </w:r>
+      <w:proofErr w:type="spellEnd"/>
+      <w:r>
+        <w:t xml:space="preserve"> delete </w:t>
+      </w:r>
+      <w:proofErr w:type="spellStart"/>
+      <w:r>
+        <w:t>rs</w:t>
+      </w:r>
+      <w:proofErr w:type="spellEnd"/>
+      <w:r>
+        <w:t xml:space="preserve"> &lt;replica-set-name&gt;</w:t>
+      </w:r>
+    </w:p>
+    <w:p>
+      <w:r>
+        <w:lastRenderedPageBreak/>
+        <w:t xml:space="preserve">$ </w:t>
+      </w:r>
+      <w:proofErr w:type="spellStart"/>
+      <w:r>
+        <w:t>kubectl</w:t>
+      </w:r>
+      <w:proofErr w:type="spellEnd"/>
+      <w:r>
+        <w:t xml:space="preserve"> delete -f </w:t>
+      </w:r>
+      <w:proofErr w:type="spellStart"/>
+      <w:r>
+        <w:t>rs-test.yml</w:t>
+      </w:r>
+      <w:proofErr w:type="spellEnd"/>
+    </w:p>
+    <w:p/>
+    <w:p>
+      <w:proofErr w:type="spellStart"/>
+      <w:r>
+        <w:t>apiVersion</w:t>
+      </w:r>
+      <w:proofErr w:type="spellEnd"/>
+      <w:r>
+        <w:t>: apps/v1</w:t>
+      </w:r>
+    </w:p>
+    <w:p>
+      <w:r>
+        <w:t>kind: Deployment</w:t>
+      </w:r>
+    </w:p>
+    <w:p>
+      <w:r>
+        <w:t>metadata:</w:t>
+      </w:r>
+    </w:p>
+    <w:p>
+      <w:r>
+        <w:t xml:space="preserve">  name: my-deploy</w:t>
+      </w:r>
+    </w:p>
+    <w:p>
+      <w:r>
+        <w:t xml:space="preserve">  labels:</w:t>
+      </w:r>
+    </w:p>
+    <w:p>
+      <w:r>
+        <w:t xml:space="preserve">    name: my-deploy</w:t>
+      </w:r>
+    </w:p>
+    <w:p>
+      <w:r>
+        <w:t>spec:</w:t>
+      </w:r>
+    </w:p>
+    <w:p>
+      <w:r>
+        <w:t xml:space="preserve">  replicas: 1</w:t>
+      </w:r>
+    </w:p>
+    <w:p>
+      <w:r>
+        <w:t xml:space="preserve">  selector:</w:t>
+      </w:r>
+    </w:p>
+    <w:p>
+      <w:r>
+        <w:t xml:space="preserve">    </w:t>
+      </w:r>
+      <w:proofErr w:type="spellStart"/>
+      <w:r>
+        <w:t>matchLabels</w:t>
+      </w:r>
+      <w:proofErr w:type="spellEnd"/>
+      <w:r>
+        <w:t>:</w:t>
+      </w:r>
+    </w:p>
+    <w:p>
+      <w:r>
+        <w:t xml:space="preserve">      </w:t>
+      </w:r>
+      <w:proofErr w:type="spellStart"/>
+      <w:r>
+        <w:t>apptype</w:t>
+      </w:r>
+      <w:proofErr w:type="spellEnd"/>
+      <w:r>
+        <w:t>: web-backend</w:t>
+      </w:r>
+    </w:p>
+    <w:p>
+      <w:r>
+        <w:t xml:space="preserve">  strategy:</w:t>
+      </w:r>
+    </w:p>
+    <w:p>
+      <w:r>
+        <w:t xml:space="preserve">    type: </w:t>
+      </w:r>
+      <w:proofErr w:type="spellStart"/>
+      <w:r>
+        <w:t>RollingUpdate</w:t>
+      </w:r>
+      <w:proofErr w:type="spellEnd"/>
+    </w:p>
+    <w:p>
+      <w:r>
+        <w:t xml:space="preserve">  template:</w:t>
+      </w:r>
+    </w:p>
+    <w:p>
+      <w:r>
+        <w:t xml:space="preserve">    metadata:</w:t>
+      </w:r>
+    </w:p>
+    <w:p>
+      <w:r>
+        <w:t xml:space="preserve">      labels:</w:t>
+      </w:r>
+    </w:p>
+    <w:p>
+      <w:r>
+        <w:t xml:space="preserve">        </w:t>
+      </w:r>
+      <w:proofErr w:type="spellStart"/>
+      <w:r>
+        <w:t>apptype</w:t>
+      </w:r>
+      <w:proofErr w:type="spellEnd"/>
+      <w:r>
+        <w:t>: web-backend</w:t>
+      </w:r>
+    </w:p>
+    <w:p>
+      <w:r>
+        <w:t xml:space="preserve">    spec:</w:t>
+      </w:r>
+    </w:p>
+    <w:p>
+      <w:r>
+        <w:t xml:space="preserve">      containers:</w:t>
+      </w:r>
+    </w:p>
+    <w:p>
+      <w:r>
+        <w:t xml:space="preserve">      - name: my-app</w:t>
+      </w:r>
+    </w:p>
+    <w:p>
+      <w:r>
+        <w:t xml:space="preserve">        image: </w:t>
+      </w:r>
+    </w:p>
+    <w:p>
+      <w:r>
+        <w:t xml:space="preserve">        ports:</w:t>
+      </w:r>
+    </w:p>
+    <w:p>
+      <w:r>
+        <w:t xml:space="preserve">        - </w:t>
+      </w:r>
+      <w:proofErr w:type="spellStart"/>
+      <w:r>
+        <w:t>containerPort</w:t>
+      </w:r>
+      <w:proofErr w:type="spellEnd"/>
+      <w:r>
+        <w:t>: 7070</w:t>
+      </w:r>
+    </w:p>
+    <w:p>
+      <w:r>
+        <w:t>---</w:t>
+      </w:r>
+    </w:p>
+    <w:p/>
+    <w:p>
+      <w:proofErr w:type="spellStart"/>
+      <w:r>
+        <w:t>apiVersion</w:t>
+      </w:r>
+      <w:proofErr w:type="spellEnd"/>
+      <w:r>
+        <w:t>: v1</w:t>
+      </w:r>
+    </w:p>
+    <w:p>
+      <w:r>
+        <w:lastRenderedPageBreak/>
+        <w:t>kind: Service</w:t>
+      </w:r>
+    </w:p>
+    <w:p>
+      <w:r>
+        <w:t>metadata:</w:t>
+      </w:r>
+    </w:p>
+    <w:p>
+      <w:r>
+        <w:t xml:space="preserve">  name: my-service</w:t>
+      </w:r>
+    </w:p>
+    <w:p>
+      <w:r>
+        <w:t xml:space="preserve">  labels:</w:t>
+      </w:r>
+    </w:p>
+    <w:p>
+      <w:r>
+        <w:t xml:space="preserve">    app: my-service</w:t>
+      </w:r>
+    </w:p>
+    <w:p>
+      <w:r>
+        <w:t xml:space="preserve">    type: backend-app</w:t>
+      </w:r>
+    </w:p>
+    <w:p>
+      <w:r>
+        <w:t>spec:</w:t>
+      </w:r>
+    </w:p>
+    <w:p>
+      <w:r>
+        <w:t xml:space="preserve">  type: </w:t>
+      </w:r>
+      <w:proofErr w:type="spellStart"/>
+      <w:r>
+        <w:t>NodePort</w:t>
+      </w:r>
+      <w:proofErr w:type="spellEnd"/>
+    </w:p>
+    <w:p>
+      <w:r>
+        <w:t xml:space="preserve">  ports:</w:t>
+      </w:r>
+    </w:p>
+    <w:p>
+      <w:r>
+        <w:t xml:space="preserve">   - </w:t>
+      </w:r>
+      <w:proofErr w:type="spellStart"/>
+      <w:r>
+        <w:t>targetPort</w:t>
+      </w:r>
+      <w:proofErr w:type="spellEnd"/>
+      <w:r>
+        <w:t>: 7070</w:t>
+      </w:r>
+    </w:p>
+    <w:p>
+      <w:r>
+        <w:t xml:space="preserve">     port: 7070</w:t>
+      </w:r>
+    </w:p>
+    <w:p>
+      <w:r>
+        <w:t xml:space="preserve">     </w:t>
+      </w:r>
+      <w:proofErr w:type="spellStart"/>
+      <w:r>
+        <w:t>nodePort</w:t>
+      </w:r>
+      <w:proofErr w:type="spellEnd"/>
+      <w:r>
+        <w:t>: 30002</w:t>
+      </w:r>
+    </w:p>
+    <w:p>
+      <w:r>
+        <w:t xml:space="preserve">  selector:</w:t>
+      </w:r>
+    </w:p>
+    <w:p>
+      <w:r>
+        <w:t xml:space="preserve">    </w:t>
+      </w:r>
+      <w:proofErr w:type="spellStart"/>
+      <w:r>
+        <w:t>apptype</w:t>
+      </w:r>
+      <w:proofErr w:type="spellEnd"/>
+      <w:r>
+        <w:t>: web-backend</w:t>
+      </w:r>
+    </w:p>
+    <w:p/>
+    <w:p>
+      <w:proofErr w:type="spellStart"/>
+      <w:r>
+        <w:t>apiVersion</w:t>
+      </w:r>
+      <w:proofErr w:type="spellEnd"/>
+      <w:r>
+        <w:t>: apps/v1</w:t>
+      </w:r>
+    </w:p>
+    <w:p>
+      <w:r>
+        <w:t>kind: Deployment</w:t>
+      </w:r>
+    </w:p>
+    <w:p>
+      <w:r>
+        <w:t>metadata:</w:t>
+      </w:r>
+    </w:p>
+    <w:p>
+      <w:r>
+        <w:t xml:space="preserve">  name: my-deploy</w:t>
+      </w:r>
+    </w:p>
+    <w:p>
+      <w:r>
+        <w:t xml:space="preserve">  labels:</w:t>
+      </w:r>
+    </w:p>
+    <w:p>
+      <w:r>
+        <w:t xml:space="preserve">    name: my-deploy</w:t>
+      </w:r>
+    </w:p>
+    <w:p>
+      <w:r>
+        <w:t>spec:</w:t>
+      </w:r>
+    </w:p>
+    <w:p>
+      <w:r>
+        <w:t xml:space="preserve">  replicas: 1</w:t>
+      </w:r>
+    </w:p>
+    <w:p>
+      <w:r>
+        <w:t xml:space="preserve">  selector:</w:t>
+      </w:r>
+    </w:p>
+    <w:p>
+      <w:r>
+        <w:t xml:space="preserve">    </w:t>
+      </w:r>
+      <w:proofErr w:type="spellStart"/>
+      <w:r>
+        <w:t>matchLabels</w:t>
+      </w:r>
+      <w:proofErr w:type="spellEnd"/>
+      <w:r>
+        <w:t>:</w:t>
+      </w:r>
+    </w:p>
+    <w:p>
+      <w:r>
+        <w:t xml:space="preserve">      </w:t>
+      </w:r>
+      <w:proofErr w:type="spellStart"/>
+      <w:r>
+        <w:t>apptype</w:t>
+      </w:r>
+      <w:proofErr w:type="spellEnd"/>
+      <w:r>
+        <w:t>: web-backend</w:t>
+      </w:r>
+    </w:p>
+    <w:p>
+      <w:r>
+        <w:t xml:space="preserve">  strategy:</w:t>
+      </w:r>
+    </w:p>
+    <w:p>
+      <w:r>
+        <w:t xml:space="preserve">    type: </w:t>
+      </w:r>
+      <w:proofErr w:type="spellStart"/>
+      <w:r>
+        <w:t>RollingUpdate</w:t>
+      </w:r>
+      <w:proofErr w:type="spellEnd"/>
+    </w:p>
+    <w:p>
+      <w:r>
+        <w:lastRenderedPageBreak/>
+        <w:t xml:space="preserve">  template:</w:t>
+      </w:r>
+    </w:p>
+    <w:p>
+      <w:r>
+        <w:t xml:space="preserve">    metadata:</w:t>
+      </w:r>
+    </w:p>
+    <w:p>
+      <w:r>
+        <w:t xml:space="preserve">      labels:</w:t>
+      </w:r>
+    </w:p>
+    <w:p>
+      <w:r>
+        <w:t xml:space="preserve">        </w:t>
+      </w:r>
+      <w:proofErr w:type="spellStart"/>
+      <w:r>
+        <w:t>apptype</w:t>
+      </w:r>
+      <w:proofErr w:type="spellEnd"/>
+      <w:r>
+        <w:t>: web-backend</w:t>
+      </w:r>
+    </w:p>
+    <w:p>
+      <w:r>
+        <w:t xml:space="preserve">    spec:</w:t>
+      </w:r>
+    </w:p>
+    <w:p>
+      <w:r>
+        <w:t xml:space="preserve">      containers:</w:t>
+      </w:r>
+    </w:p>
+    <w:p>
+      <w:r>
+        <w:t xml:space="preserve">      - name: my-app</w:t>
+      </w:r>
+    </w:p>
+    <w:p>
+      <w:r>
+        <w:t xml:space="preserve">        image: </w:t>
+      </w:r>
+    </w:p>
+    <w:p>
+      <w:r>
+        <w:t xml:space="preserve">        ports:</w:t>
+      </w:r>
+    </w:p>
+    <w:p>
+      <w:r>
+        <w:t xml:space="preserve">        - </w:t>
+      </w:r>
+      <w:proofErr w:type="spellStart"/>
+      <w:r>
+        <w:t>containerPort</w:t>
+      </w:r>
+      <w:proofErr w:type="spellEnd"/>
+      <w:r>
+        <w:t>: 9000</w:t>
+      </w:r>
+    </w:p>
+    <w:p/>
+    <w:p>
+      <w:r>
+        <w:t>---</w:t>
+      </w:r>
+    </w:p>
+    <w:p/>
+    <w:p>
+      <w:proofErr w:type="spellStart"/>
+      <w:r>
+        <w:t>apiVersion</w:t>
+      </w:r>
+      <w:proofErr w:type="spellEnd"/>
+      <w:r>
+        <w:t>: v1</w:t>
+      </w:r>
+    </w:p>
+    <w:p>
+      <w:r>
+        <w:t>kind: Service</w:t>
+      </w:r>
+    </w:p>
+    <w:p>
+      <w:r>
+        <w:t>metadata:</w:t>
+      </w:r>
+    </w:p>
+    <w:p>
+      <w:r>
+        <w:t xml:space="preserve">  name: my-service</w:t>
+      </w:r>
+    </w:p>
+    <w:p>
+      <w:r>
+        <w:t xml:space="preserve">  labels:</w:t>
+      </w:r>
+    </w:p>
+    <w:p>
+      <w:r>
+        <w:t xml:space="preserve">    app: my-service</w:t>
+      </w:r>
+    </w:p>
+    <w:p>
+      <w:r>
+        <w:t>spec:</w:t>
+      </w:r>
+    </w:p>
+    <w:p>
+      <w:r>
+        <w:t xml:space="preserve">  type: </w:t>
+      </w:r>
+      <w:proofErr w:type="spellStart"/>
+      <w:r>
+        <w:t>NodePort</w:t>
+      </w:r>
+      <w:proofErr w:type="spellEnd"/>
+    </w:p>
+    <w:p>
+      <w:r>
+        <w:t xml:space="preserve">  ports:</w:t>
+      </w:r>
+    </w:p>
+    <w:p>
+      <w:r>
+        <w:t xml:space="preserve">    - port: 9000</w:t>
+      </w:r>
+    </w:p>
+    <w:p>
+      <w:r>
+        <w:t xml:space="preserve">      </w:t>
+      </w:r>
+      <w:proofErr w:type="spellStart"/>
+      <w:r>
+        <w:t>targetPort</w:t>
+      </w:r>
+      <w:proofErr w:type="spellEnd"/>
+      <w:r>
+        <w:t>: 8080</w:t>
+      </w:r>
+    </w:p>
+    <w:p>
+      <w:r>
+        <w:t xml:space="preserve">      </w:t>
+      </w:r>
+      <w:proofErr w:type="spellStart"/>
+      <w:r>
+        <w:t>nodePort</w:t>
+      </w:r>
+      <w:proofErr w:type="spellEnd"/>
+      <w:r>
+        <w:t>: 30002</w:t>
+      </w:r>
+    </w:p>
+    <w:p>
+      <w:r>
+        <w:t xml:space="preserve">  selector:</w:t>
+      </w:r>
+    </w:p>
+    <w:p>
+      <w:r>
+        <w:t xml:space="preserve">    </w:t>
+      </w:r>
+      <w:proofErr w:type="spellStart"/>
+      <w:r>
+        <w:t>apptype</w:t>
+      </w:r>
+      <w:proofErr w:type="spellEnd"/>
+      <w:r>
+        <w:t>: web-backend</w:t>
+      </w:r>
+    </w:p>
+    <w:p>
+      <w:r>
+        <w:t>Namespace (short name = ns):</w:t>
+      </w:r>
+    </w:p>
+    <w:p>
+      <w:r>
+        <w:lastRenderedPageBreak/>
+        <w:t>namespace is a virtual cluster or logical partition within a cluster that provides a way to organize and isolate resources. It allows multiple teams or projects to share the same physical cluster while maintaining resource separation and access control.</w:t>
+      </w:r>
+    </w:p>
+    <w:p/>
+    <w:p>
+      <w:r>
+        <w:t># To create a namespace:</w:t>
+      </w:r>
+    </w:p>
+    <w:p>
+      <w:r>
+        <w:t xml:space="preserve">$ </w:t>
+      </w:r>
+      <w:proofErr w:type="spellStart"/>
+      <w:r>
+        <w:t>kubectl</w:t>
+      </w:r>
+      <w:proofErr w:type="spellEnd"/>
+      <w:r>
+        <w:t xml:space="preserve"> create namespace &lt;namespace-name&gt;</w:t>
+      </w:r>
+    </w:p>
+    <w:p>
+      <w:r>
+        <w:t xml:space="preserve">$ </w:t>
+      </w:r>
+      <w:proofErr w:type="spellStart"/>
+      <w:r>
+        <w:t>kubectl</w:t>
+      </w:r>
+      <w:proofErr w:type="spellEnd"/>
+      <w:r>
+        <w:t xml:space="preserve"> create ns my-bank</w:t>
+      </w:r>
+    </w:p>
+    <w:p>
+      <w:r>
+        <w:t># To switch to a specific namespace: (make this as default type)</w:t>
+      </w:r>
+    </w:p>
+    <w:p>
+      <w:r>
+        <w:t xml:space="preserve">$ </w:t>
+      </w:r>
+      <w:proofErr w:type="spellStart"/>
+      <w:r>
+        <w:t>kubectl</w:t>
+      </w:r>
+      <w:proofErr w:type="spellEnd"/>
+      <w:r>
+        <w:t xml:space="preserve"> config set-context --current --namespace=&lt;namespace-name&gt;</w:t>
+      </w:r>
+    </w:p>
+    <w:p>
+      <w:r>
+        <w:t># To list all namespaces:</w:t>
+      </w:r>
+    </w:p>
+    <w:p>
+      <w:r>
+        <w:t xml:space="preserve">$ </w:t>
+      </w:r>
+      <w:proofErr w:type="spellStart"/>
+      <w:r>
+        <w:t>kubectl</w:t>
+      </w:r>
+      <w:proofErr w:type="spellEnd"/>
+      <w:r>
+        <w:t xml:space="preserve"> get namespaces</w:t>
+      </w:r>
+    </w:p>
+    <w:p>
+      <w:r>
+        <w:t># To get resources within a specific namespace:</w:t>
+      </w:r>
+    </w:p>
+    <w:p>
+      <w:r>
+        <w:t xml:space="preserve">$ </w:t>
+      </w:r>
+      <w:proofErr w:type="spellStart"/>
+      <w:r>
+        <w:t>kubectl</w:t>
+      </w:r>
+      <w:proofErr w:type="spellEnd"/>
+      <w:r>
+        <w:t xml:space="preserve"> get &lt;resource-type&gt; -n &lt;namespace-name&gt;</w:t>
+      </w:r>
+    </w:p>
+    <w:p>
+      <w:r>
+        <w:t xml:space="preserve">$ </w:t>
+      </w:r>
+      <w:proofErr w:type="spellStart"/>
+      <w:r>
+        <w:t>kubectl</w:t>
+      </w:r>
+      <w:proofErr w:type="spellEnd"/>
+      <w:r>
+        <w:t xml:space="preserve"> get deploy -n my-bank</w:t>
+      </w:r>
+    </w:p>
+    <w:p>
+      <w:r>
+        <w:t xml:space="preserve">$ </w:t>
+      </w:r>
+      <w:proofErr w:type="spellStart"/>
+      <w:r>
+        <w:t>kubectl</w:t>
+      </w:r>
+      <w:proofErr w:type="spellEnd"/>
+      <w:r>
+        <w:t xml:space="preserve"> get deploy --namespace my-bank</w:t>
+      </w:r>
+    </w:p>
+    <w:p>
+      <w:r>
+        <w:t xml:space="preserve">$ </w:t>
+      </w:r>
+      <w:proofErr w:type="spellStart"/>
+      <w:r>
+        <w:t>kubectl</w:t>
+      </w:r>
+      <w:proofErr w:type="spellEnd"/>
+      <w:r>
+        <w:t xml:space="preserve"> get all --namespace my-bank</w:t>
+      </w:r>
+    </w:p>
+    <w:p>
+      <w:r>
+        <w:t># To delete a namespace and all associated resources:</w:t>
+      </w:r>
+    </w:p>
+    <w:p>
+      <w:r>
+        <w:t xml:space="preserve">$ </w:t>
+      </w:r>
+      <w:proofErr w:type="spellStart"/>
+      <w:r>
+        <w:t>kubectl</w:t>
+      </w:r>
+      <w:proofErr w:type="spellEnd"/>
+      <w:r>
+        <w:t xml:space="preserve"> delete namespace &lt;namespace-name&gt;</w:t>
+      </w:r>
+    </w:p>
+    <w:p>
+      <w:r>
+        <w:t xml:space="preserve">$ </w:t>
+      </w:r>
+      <w:proofErr w:type="spellStart"/>
+      <w:r>
+        <w:t>kubectl</w:t>
+      </w:r>
+      <w:proofErr w:type="spellEnd"/>
+      <w:r>
+        <w:t xml:space="preserve"> delete ns my-bank</w:t>
+      </w:r>
+    </w:p>
+    <w:p>
+      <w:proofErr w:type="spellStart"/>
+      <w:r>
+        <w:t>kubectl</w:t>
+      </w:r>
+      <w:proofErr w:type="spellEnd"/>
+      <w:r>
+        <w:t xml:space="preserve"> create ns </w:t>
+      </w:r>
+      <w:proofErr w:type="spellStart"/>
+      <w:r>
+        <w:t>mydeploy</w:t>
+      </w:r>
+      <w:proofErr w:type="spellEnd"/>
+    </w:p>
+    <w:p>
+      <w:proofErr w:type="spellStart"/>
+      <w:r>
+        <w:t>kubectl</w:t>
+      </w:r>
+      <w:proofErr w:type="spellEnd"/>
+      <w:r>
+        <w:t xml:space="preserve"> apply -f </w:t>
+      </w:r>
+      <w:proofErr w:type="spellStart"/>
+      <w:r>
+        <w:t>deploy.yml</w:t>
+      </w:r>
+      <w:proofErr w:type="spellEnd"/>
+      <w:r>
+        <w:t xml:space="preserve"> -n </w:t>
+      </w:r>
+      <w:proofErr w:type="spellStart"/>
+      <w:r>
+        <w:t>mydeploy</w:t>
+      </w:r>
+      <w:proofErr w:type="spellEnd"/>
+    </w:p>
+    <w:p>
+      <w:proofErr w:type="spellStart"/>
+      <w:r>
+        <w:t>apiVersion</w:t>
+      </w:r>
+      <w:proofErr w:type="spellEnd"/>
+      <w:r>
+        <w:t>: v1</w:t>
+      </w:r>
+    </w:p>
+    <w:p>
+      <w:r>
+        <w:t>kind: Pod</w:t>
+      </w:r>
+    </w:p>
+    <w:p>
+      <w:r>
+        <w:t>metadata:</w:t>
+      </w:r>
+    </w:p>
+    <w:p>
+      <w:r>
+        <w:t xml:space="preserve">  name: my-pod</w:t>
+      </w:r>
+    </w:p>
+    <w:p>
+      <w:r>
+        <w:t xml:space="preserve">  namespace: my-demo-ns</w:t>
+      </w:r>
+    </w:p>
+    <w:p>
+      <w:r>
+        <w:t>spec:</w:t>
+      </w:r>
+    </w:p>
+    <w:p>
+      <w:r>
+        <w:t xml:space="preserve">  containers:</w:t>
+      </w:r>
+    </w:p>
+    <w:p>
+      <w:r>
+        <w:t xml:space="preserve">  - name: my-container</w:t>
+      </w:r>
+    </w:p>
+    <w:p>
+      <w:r>
+        <w:lastRenderedPageBreak/>
+        <w:t xml:space="preserve">    image: </w:t>
+      </w:r>
+      <w:proofErr w:type="spellStart"/>
+      <w:proofErr w:type="gramStart"/>
+      <w:r>
+        <w:t>nginx:latest</w:t>
+      </w:r>
+      <w:proofErr w:type="spellEnd"/>
+      <w:proofErr w:type="gramEnd"/>
+    </w:p>
+    <w:p>
       <w:r>
         <w:rPr>
           <w:noProof/>
         </w:rPr>
         <w:drawing>
-          <wp:inline distT="0" distB="0" distL="0" distR="0" wp14:anchorId="03848189" wp14:editId="29230A99">
+          <wp:inline distT="0" distB="0" distL="0" distR="0" wp14:anchorId="539E85EC" wp14:editId="1A4CF28F">
             <wp:extent cx="5731510" cy="3223895"/>
             <wp:effectExtent l="0" t="0" r="2540" b="0"/>
-            <wp:docPr id="1495848032" name="Picture 10"/>
+            <wp:docPr id="1739861503" name="Picture 11"/>
             <wp:cNvGraphicFramePr>
               <a:graphicFrameLocks xmlns:a="http://schemas.openxmlformats.org/drawingml/2006/main" noChangeAspect="1"/>
             </wp:cNvGraphicFramePr>
@@ -72,114 +2502,7 @@
               <a:graphicData uri="http://schemas.openxmlformats.org/drawingml/2006/picture">
                 <pic:pic xmlns:pic="http://schemas.openxmlformats.org/drawingml/2006/picture">
                   <pic:nvPicPr>
-                    <pic:cNvPr id="0" name="Picture 10"/>
-                    <pic:cNvPicPr>
-                      <a:picLocks noChangeAspect="1" noChangeArrowheads="1"/>
-                    </pic:cNvPicPr>
-                  </pic:nvPicPr>
-                  <pic:blipFill>
-                    <a:blip r:embed="rId5" cstate="print">
-                      <a:extLst>
-                        <a:ext uri="{28A0092B-C50C-407E-A947-70E740481C1C}">
-                          <a14:useLocalDpi xmlns:a14="http://schemas.microsoft.com/office/drawing/2010/main" val="0"/>
-                        </a:ext>
-                      </a:extLst>
-                    </a:blip>
-                    <a:srcRect/>
-                    <a:stretch>
-                      <a:fillRect/>
-                    </a:stretch>
-                  </pic:blipFill>
-                  <pic:spPr bwMode="auto">
-                    <a:xfrm>
-                      <a:off x="0" y="0"/>
-                      <a:ext cx="5731510" cy="3223895"/>
-                    </a:xfrm>
-                    <a:prstGeom prst="rect">
-                      <a:avLst/>
-                    </a:prstGeom>
-                    <a:noFill/>
-                    <a:ln>
-                      <a:noFill/>
-                    </a:ln>
-                  </pic:spPr>
-                </pic:pic>
-              </a:graphicData>
-            </a:graphic>
-          </wp:inline>
-        </w:drawing>
-      </w:r>
-      <w:r>
-        <w:rPr>
-          <w:noProof/>
-        </w:rPr>
-        <w:lastRenderedPageBreak/>
-        <w:drawing>
-          <wp:inline distT="0" distB="0" distL="0" distR="0" wp14:anchorId="0D6A243D" wp14:editId="58895F8A">
-            <wp:extent cx="5731510" cy="3223895"/>
-            <wp:effectExtent l="0" t="0" r="2540" b="0"/>
-            <wp:docPr id="1504838882" name="Picture 9"/>
-            <wp:cNvGraphicFramePr>
-              <a:graphicFrameLocks xmlns:a="http://schemas.openxmlformats.org/drawingml/2006/main" noChangeAspect="1"/>
-            </wp:cNvGraphicFramePr>
-            <a:graphic xmlns:a="http://schemas.openxmlformats.org/drawingml/2006/main">
-              <a:graphicData uri="http://schemas.openxmlformats.org/drawingml/2006/picture">
-                <pic:pic xmlns:pic="http://schemas.openxmlformats.org/drawingml/2006/picture">
-                  <pic:nvPicPr>
-                    <pic:cNvPr id="0" name="Picture 9"/>
-                    <pic:cNvPicPr>
-                      <a:picLocks noChangeAspect="1" noChangeArrowheads="1"/>
-                    </pic:cNvPicPr>
-                  </pic:nvPicPr>
-                  <pic:blipFill>
-                    <a:blip r:embed="rId6" cstate="print">
-                      <a:extLst>
-                        <a:ext uri="{28A0092B-C50C-407E-A947-70E740481C1C}">
-                          <a14:useLocalDpi xmlns:a14="http://schemas.microsoft.com/office/drawing/2010/main" val="0"/>
-                        </a:ext>
-                      </a:extLst>
-                    </a:blip>
-                    <a:srcRect/>
-                    <a:stretch>
-                      <a:fillRect/>
-                    </a:stretch>
-                  </pic:blipFill>
-                  <pic:spPr bwMode="auto">
-                    <a:xfrm>
-                      <a:off x="0" y="0"/>
-                      <a:ext cx="5731510" cy="3223895"/>
-                    </a:xfrm>
-                    <a:prstGeom prst="rect">
-                      <a:avLst/>
-                    </a:prstGeom>
-                    <a:noFill/>
-                    <a:ln>
-                      <a:noFill/>
-                    </a:ln>
-                  </pic:spPr>
-                </pic:pic>
-              </a:graphicData>
-            </a:graphic>
-          </wp:inline>
-        </w:drawing>
-      </w:r>
-      <w:r>
-        <w:rPr>
-          <w:noProof/>
-        </w:rPr>
-        <w:drawing>
-          <wp:inline distT="0" distB="0" distL="0" distR="0" wp14:anchorId="3BFCE5DE" wp14:editId="2BF45C65">
-            <wp:extent cx="5731510" cy="3223895"/>
-            <wp:effectExtent l="0" t="0" r="2540" b="0"/>
-            <wp:docPr id="506646581" name="Picture 8"/>
-            <wp:cNvGraphicFramePr>
-              <a:graphicFrameLocks xmlns:a="http://schemas.openxmlformats.org/drawingml/2006/main" noChangeAspect="1"/>
-            </wp:cNvGraphicFramePr>
-            <a:graphic xmlns:a="http://schemas.openxmlformats.org/drawingml/2006/main">
-              <a:graphicData uri="http://schemas.openxmlformats.org/drawingml/2006/picture">
-                <pic:pic xmlns:pic="http://schemas.openxmlformats.org/drawingml/2006/picture">
-                  <pic:nvPicPr>
-                    <pic:cNvPr id="0" name="Picture 8"/>
+                    <pic:cNvPr id="0" name="Picture 11"/>
                     <pic:cNvPicPr>
                       <a:picLocks noChangeAspect="1" noChangeArrowheads="1"/>
                     </pic:cNvPicPr>
@@ -220,12 +2543,11 @@
         <w:rPr>
           <w:noProof/>
         </w:rPr>
-        <w:lastRenderedPageBreak/>
         <w:drawing>
-          <wp:inline distT="0" distB="0" distL="0" distR="0" wp14:anchorId="700B47D8" wp14:editId="4F452DA1">
+          <wp:inline distT="0" distB="0" distL="0" distR="0" wp14:anchorId="03848189" wp14:editId="2C82358B">
             <wp:extent cx="5731510" cy="3223895"/>
             <wp:effectExtent l="0" t="0" r="2540" b="0"/>
-            <wp:docPr id="1251380031" name="Picture 7"/>
+            <wp:docPr id="1495848032" name="Picture 10"/>
             <wp:cNvGraphicFramePr>
               <a:graphicFrameLocks xmlns:a="http://schemas.openxmlformats.org/drawingml/2006/main" noChangeAspect="1"/>
             </wp:cNvGraphicFramePr>
@@ -233,7 +2555,7 @@
               <a:graphicData uri="http://schemas.openxmlformats.org/drawingml/2006/picture">
                 <pic:pic xmlns:pic="http://schemas.openxmlformats.org/drawingml/2006/picture">
                   <pic:nvPicPr>
-                    <pic:cNvPr id="0" name="Picture 7"/>
+                    <pic:cNvPr id="0" name="Picture 10"/>
                     <pic:cNvPicPr>
                       <a:picLocks noChangeAspect="1" noChangeArrowheads="1"/>
                     </pic:cNvPicPr>
@@ -274,11 +2596,12 @@
         <w:rPr>
           <w:noProof/>
         </w:rPr>
+        <w:lastRenderedPageBreak/>
         <w:drawing>
-          <wp:inline distT="0" distB="0" distL="0" distR="0" wp14:anchorId="7BD00D45" wp14:editId="54760907">
+          <wp:inline distT="0" distB="0" distL="0" distR="0" wp14:anchorId="0D6A243D" wp14:editId="5B963528">
             <wp:extent cx="5731510" cy="3223895"/>
             <wp:effectExtent l="0" t="0" r="2540" b="0"/>
-            <wp:docPr id="1475303771" name="Picture 6"/>
+            <wp:docPr id="1504838882" name="Picture 9"/>
             <wp:cNvGraphicFramePr>
               <a:graphicFrameLocks xmlns:a="http://schemas.openxmlformats.org/drawingml/2006/main" noChangeAspect="1"/>
             </wp:cNvGraphicFramePr>
@@ -286,7 +2609,7 @@
               <a:graphicData uri="http://schemas.openxmlformats.org/drawingml/2006/picture">
                 <pic:pic xmlns:pic="http://schemas.openxmlformats.org/drawingml/2006/picture">
                   <pic:nvPicPr>
-                    <pic:cNvPr id="0" name="Picture 6"/>
+                    <pic:cNvPr id="0" name="Picture 9"/>
                     <pic:cNvPicPr>
                       <a:picLocks noChangeAspect="1" noChangeArrowheads="1"/>
                     </pic:cNvPicPr>
@@ -327,12 +2650,11 @@
         <w:rPr>
           <w:noProof/>
         </w:rPr>
-        <w:lastRenderedPageBreak/>
         <w:drawing>
-          <wp:inline distT="0" distB="0" distL="0" distR="0" wp14:anchorId="779A0E2B" wp14:editId="605C6AB2">
+          <wp:inline distT="0" distB="0" distL="0" distR="0" wp14:anchorId="3BFCE5DE" wp14:editId="7AEFC645">
             <wp:extent cx="5731510" cy="3223895"/>
             <wp:effectExtent l="0" t="0" r="2540" b="0"/>
-            <wp:docPr id="920129024" name="Picture 5"/>
+            <wp:docPr id="506646581" name="Picture 8"/>
             <wp:cNvGraphicFramePr>
               <a:graphicFrameLocks xmlns:a="http://schemas.openxmlformats.org/drawingml/2006/main" noChangeAspect="1"/>
             </wp:cNvGraphicFramePr>
@@ -340,7 +2662,7 @@
               <a:graphicData uri="http://schemas.openxmlformats.org/drawingml/2006/picture">
                 <pic:pic xmlns:pic="http://schemas.openxmlformats.org/drawingml/2006/picture">
                   <pic:nvPicPr>
-                    <pic:cNvPr id="0" name="Picture 5"/>
+                    <pic:cNvPr id="0" name="Picture 8"/>
                     <pic:cNvPicPr>
                       <a:picLocks noChangeAspect="1" noChangeArrowheads="1"/>
                     </pic:cNvPicPr>
@@ -381,11 +2703,12 @@
         <w:rPr>
           <w:noProof/>
         </w:rPr>
+        <w:lastRenderedPageBreak/>
         <w:drawing>
-          <wp:inline distT="0" distB="0" distL="0" distR="0" wp14:anchorId="6C1E7C6F" wp14:editId="45AEDCE1">
+          <wp:inline distT="0" distB="0" distL="0" distR="0" wp14:anchorId="700B47D8" wp14:editId="65795647">
             <wp:extent cx="5731510" cy="3223895"/>
             <wp:effectExtent l="0" t="0" r="2540" b="0"/>
-            <wp:docPr id="1659667309" name="Picture 4"/>
+            <wp:docPr id="1251380031" name="Picture 7"/>
             <wp:cNvGraphicFramePr>
               <a:graphicFrameLocks xmlns:a="http://schemas.openxmlformats.org/drawingml/2006/main" noChangeAspect="1"/>
             </wp:cNvGraphicFramePr>
@@ -393,7 +2716,7 @@
               <a:graphicData uri="http://schemas.openxmlformats.org/drawingml/2006/picture">
                 <pic:pic xmlns:pic="http://schemas.openxmlformats.org/drawingml/2006/picture">
                   <pic:nvPicPr>
-                    <pic:cNvPr id="0" name="Picture 4"/>
+                    <pic:cNvPr id="0" name="Picture 7"/>
                     <pic:cNvPicPr>
                       <a:picLocks noChangeAspect="1" noChangeArrowheads="1"/>
                     </pic:cNvPicPr>
@@ -434,12 +2757,11 @@
         <w:rPr>
           <w:noProof/>
         </w:rPr>
-        <w:lastRenderedPageBreak/>
         <w:drawing>
-          <wp:inline distT="0" distB="0" distL="0" distR="0" wp14:anchorId="68988F0E" wp14:editId="6F08F513">
+          <wp:inline distT="0" distB="0" distL="0" distR="0" wp14:anchorId="7BD00D45" wp14:editId="09CF0181">
             <wp:extent cx="5731510" cy="3223895"/>
             <wp:effectExtent l="0" t="0" r="2540" b="0"/>
-            <wp:docPr id="44354572" name="Picture 3"/>
+            <wp:docPr id="1475303771" name="Picture 6"/>
             <wp:cNvGraphicFramePr>
               <a:graphicFrameLocks xmlns:a="http://schemas.openxmlformats.org/drawingml/2006/main" noChangeAspect="1"/>
             </wp:cNvGraphicFramePr>
@@ -447,7 +2769,7 @@
               <a:graphicData uri="http://schemas.openxmlformats.org/drawingml/2006/picture">
                 <pic:pic xmlns:pic="http://schemas.openxmlformats.org/drawingml/2006/picture">
                   <pic:nvPicPr>
-                    <pic:cNvPr id="0" name="Picture 3"/>
+                    <pic:cNvPr id="0" name="Picture 6"/>
                     <pic:cNvPicPr>
                       <a:picLocks noChangeAspect="1" noChangeArrowheads="1"/>
                     </pic:cNvPicPr>
@@ -488,11 +2810,12 @@
         <w:rPr>
           <w:noProof/>
         </w:rPr>
+        <w:lastRenderedPageBreak/>
         <w:drawing>
-          <wp:inline distT="0" distB="0" distL="0" distR="0" wp14:anchorId="3FB4F91B" wp14:editId="495222AC">
+          <wp:inline distT="0" distB="0" distL="0" distR="0" wp14:anchorId="779A0E2B" wp14:editId="1F8343DC">
             <wp:extent cx="5731510" cy="3223895"/>
             <wp:effectExtent l="0" t="0" r="2540" b="0"/>
-            <wp:docPr id="1628469816" name="Picture 2"/>
+            <wp:docPr id="920129024" name="Picture 5"/>
             <wp:cNvGraphicFramePr>
               <a:graphicFrameLocks xmlns:a="http://schemas.openxmlformats.org/drawingml/2006/main" noChangeAspect="1"/>
             </wp:cNvGraphicFramePr>
@@ -500,7 +2823,7 @@
               <a:graphicData uri="http://schemas.openxmlformats.org/drawingml/2006/picture">
                 <pic:pic xmlns:pic="http://schemas.openxmlformats.org/drawingml/2006/picture">
                   <pic:nvPicPr>
-                    <pic:cNvPr id="0" name="Picture 2"/>
+                    <pic:cNvPr id="0" name="Picture 5"/>
                     <pic:cNvPicPr>
                       <a:picLocks noChangeAspect="1" noChangeArrowheads="1"/>
                     </pic:cNvPicPr>
@@ -541,12 +2864,11 @@
         <w:rPr>
           <w:noProof/>
         </w:rPr>
-        <w:lastRenderedPageBreak/>
         <w:drawing>
-          <wp:inline distT="0" distB="0" distL="0" distR="0" wp14:anchorId="1CC565AA" wp14:editId="05C74942">
+          <wp:inline distT="0" distB="0" distL="0" distR="0" wp14:anchorId="6C1E7C6F" wp14:editId="4B413461">
             <wp:extent cx="5731510" cy="3223895"/>
             <wp:effectExtent l="0" t="0" r="2540" b="0"/>
-            <wp:docPr id="803107937" name="Picture 1"/>
+            <wp:docPr id="1659667309" name="Picture 4"/>
             <wp:cNvGraphicFramePr>
               <a:graphicFrameLocks xmlns:a="http://schemas.openxmlformats.org/drawingml/2006/main" noChangeAspect="1"/>
             </wp:cNvGraphicFramePr>
@@ -554,7 +2876,7 @@
               <a:graphicData uri="http://schemas.openxmlformats.org/drawingml/2006/picture">
                 <pic:pic xmlns:pic="http://schemas.openxmlformats.org/drawingml/2006/picture">
                   <pic:nvPicPr>
-                    <pic:cNvPr id="0" name="Picture 1"/>
+                    <pic:cNvPr id="0" name="Picture 4"/>
                     <pic:cNvPicPr>
                       <a:picLocks noChangeAspect="1" noChangeArrowheads="1"/>
                     </pic:cNvPicPr>
@@ -592,6 +2914,167 @@
         </w:drawing>
       </w:r>
       <w:r>
+        <w:rPr>
+          <w:noProof/>
+        </w:rPr>
+        <w:lastRenderedPageBreak/>
+        <w:drawing>
+          <wp:inline distT="0" distB="0" distL="0" distR="0" wp14:anchorId="68988F0E" wp14:editId="365DE5AF">
+            <wp:extent cx="5731510" cy="3223895"/>
+            <wp:effectExtent l="0" t="0" r="2540" b="0"/>
+            <wp:docPr id="44354572" name="Picture 3"/>
+            <wp:cNvGraphicFramePr>
+              <a:graphicFrameLocks xmlns:a="http://schemas.openxmlformats.org/drawingml/2006/main" noChangeAspect="1"/>
+            </wp:cNvGraphicFramePr>
+            <a:graphic xmlns:a="http://schemas.openxmlformats.org/drawingml/2006/main">
+              <a:graphicData uri="http://schemas.openxmlformats.org/drawingml/2006/picture">
+                <pic:pic xmlns:pic="http://schemas.openxmlformats.org/drawingml/2006/picture">
+                  <pic:nvPicPr>
+                    <pic:cNvPr id="0" name="Picture 3"/>
+                    <pic:cNvPicPr>
+                      <a:picLocks noChangeAspect="1" noChangeArrowheads="1"/>
+                    </pic:cNvPicPr>
+                  </pic:nvPicPr>
+                  <pic:blipFill>
+                    <a:blip r:embed="rId15" cstate="print">
+                      <a:extLst>
+                        <a:ext uri="{28A0092B-C50C-407E-A947-70E740481C1C}">
+                          <a14:useLocalDpi xmlns:a14="http://schemas.microsoft.com/office/drawing/2010/main" val="0"/>
+                        </a:ext>
+                      </a:extLst>
+                    </a:blip>
+                    <a:srcRect/>
+                    <a:stretch>
+                      <a:fillRect/>
+                    </a:stretch>
+                  </pic:blipFill>
+                  <pic:spPr bwMode="auto">
+                    <a:xfrm>
+                      <a:off x="0" y="0"/>
+                      <a:ext cx="5731510" cy="3223895"/>
+                    </a:xfrm>
+                    <a:prstGeom prst="rect">
+                      <a:avLst/>
+                    </a:prstGeom>
+                    <a:noFill/>
+                    <a:ln>
+                      <a:noFill/>
+                    </a:ln>
+                  </pic:spPr>
+                </pic:pic>
+              </a:graphicData>
+            </a:graphic>
+          </wp:inline>
+        </w:drawing>
+      </w:r>
+      <w:r>
+        <w:rPr>
+          <w:noProof/>
+        </w:rPr>
+        <w:drawing>
+          <wp:inline distT="0" distB="0" distL="0" distR="0" wp14:anchorId="3FB4F91B" wp14:editId="495222AC">
+            <wp:extent cx="5731510" cy="3223895"/>
+            <wp:effectExtent l="0" t="0" r="2540" b="0"/>
+            <wp:docPr id="1628469816" name="Picture 2"/>
+            <wp:cNvGraphicFramePr>
+              <a:graphicFrameLocks xmlns:a="http://schemas.openxmlformats.org/drawingml/2006/main" noChangeAspect="1"/>
+            </wp:cNvGraphicFramePr>
+            <a:graphic xmlns:a="http://schemas.openxmlformats.org/drawingml/2006/main">
+              <a:graphicData uri="http://schemas.openxmlformats.org/drawingml/2006/picture">
+                <pic:pic xmlns:pic="http://schemas.openxmlformats.org/drawingml/2006/picture">
+                  <pic:nvPicPr>
+                    <pic:cNvPr id="0" name="Picture 2"/>
+                    <pic:cNvPicPr>
+                      <a:picLocks noChangeAspect="1" noChangeArrowheads="1"/>
+                    </pic:cNvPicPr>
+                  </pic:nvPicPr>
+                  <pic:blipFill>
+                    <a:blip r:embed="rId16" cstate="print">
+                      <a:extLst>
+                        <a:ext uri="{28A0092B-C50C-407E-A947-70E740481C1C}">
+                          <a14:useLocalDpi xmlns:a14="http://schemas.microsoft.com/office/drawing/2010/main" val="0"/>
+                        </a:ext>
+                      </a:extLst>
+                    </a:blip>
+                    <a:srcRect/>
+                    <a:stretch>
+                      <a:fillRect/>
+                    </a:stretch>
+                  </pic:blipFill>
+                  <pic:spPr bwMode="auto">
+                    <a:xfrm>
+                      <a:off x="0" y="0"/>
+                      <a:ext cx="5731510" cy="3223895"/>
+                    </a:xfrm>
+                    <a:prstGeom prst="rect">
+                      <a:avLst/>
+                    </a:prstGeom>
+                    <a:noFill/>
+                    <a:ln>
+                      <a:noFill/>
+                    </a:ln>
+                  </pic:spPr>
+                </pic:pic>
+              </a:graphicData>
+            </a:graphic>
+          </wp:inline>
+        </w:drawing>
+      </w:r>
+      <w:r>
+        <w:rPr>
+          <w:noProof/>
+        </w:rPr>
+        <w:lastRenderedPageBreak/>
+        <w:drawing>
+          <wp:inline distT="0" distB="0" distL="0" distR="0" wp14:anchorId="1CC565AA" wp14:editId="206DFBB4">
+            <wp:extent cx="5731510" cy="3223895"/>
+            <wp:effectExtent l="0" t="0" r="2540" b="0"/>
+            <wp:docPr id="803107937" name="Picture 1"/>
+            <wp:cNvGraphicFramePr>
+              <a:graphicFrameLocks xmlns:a="http://schemas.openxmlformats.org/drawingml/2006/main" noChangeAspect="1"/>
+            </wp:cNvGraphicFramePr>
+            <a:graphic xmlns:a="http://schemas.openxmlformats.org/drawingml/2006/main">
+              <a:graphicData uri="http://schemas.openxmlformats.org/drawingml/2006/picture">
+                <pic:pic xmlns:pic="http://schemas.openxmlformats.org/drawingml/2006/picture">
+                  <pic:nvPicPr>
+                    <pic:cNvPr id="0" name="Picture 1"/>
+                    <pic:cNvPicPr>
+                      <a:picLocks noChangeAspect="1" noChangeArrowheads="1"/>
+                    </pic:cNvPicPr>
+                  </pic:nvPicPr>
+                  <pic:blipFill>
+                    <a:blip r:embed="rId17" cstate="print">
+                      <a:extLst>
+                        <a:ext uri="{28A0092B-C50C-407E-A947-70E740481C1C}">
+                          <a14:useLocalDpi xmlns:a14="http://schemas.microsoft.com/office/drawing/2010/main" val="0"/>
+                        </a:ext>
+                      </a:extLst>
+                    </a:blip>
+                    <a:srcRect/>
+                    <a:stretch>
+                      <a:fillRect/>
+                    </a:stretch>
+                  </pic:blipFill>
+                  <pic:spPr bwMode="auto">
+                    <a:xfrm>
+                      <a:off x="0" y="0"/>
+                      <a:ext cx="5731510" cy="3223895"/>
+                    </a:xfrm>
+                    <a:prstGeom prst="rect">
+                      <a:avLst/>
+                    </a:prstGeom>
+                    <a:noFill/>
+                    <a:ln>
+                      <a:noFill/>
+                    </a:ln>
+                  </pic:spPr>
+                </pic:pic>
+              </a:graphicData>
+            </a:graphic>
+          </wp:inline>
+        </w:drawing>
+      </w:r>
+      <w:r>
         <w:br/>
       </w:r>
       <w:r>
@@ -4481,12 +6964,10 @@
       <w:r>
         <w:t>": "</w:t>
       </w:r>
-      <w:proofErr w:type="spellStart"/>
       <w:proofErr w:type="gramStart"/>
       <w:r>
         <w:t>metadata.namespace</w:t>
       </w:r>
-      <w:proofErr w:type="spellEnd"/>
       <w:proofErr w:type="gramEnd"/>
       <w:r>
         <w:t>"</w:t>
@@ -7877,6 +10358,133 @@
       </w:r>
       <w:proofErr w:type="spellEnd"/>
       <w:r>
+        <w:t>$ kubectl get pod</w:t>
+      </w:r>
+    </w:p>
+    <w:p>
+      <w:r>
+        <w:t>NAME          READY   STATUS              RESTARTS   AGE</w:t>
+      </w:r>
+    </w:p>
+    <w:p>
+      <w:r>
+        <w:t xml:space="preserve">my-app1       0/1     </w:t>
+      </w:r>
+      <w:proofErr w:type="spellStart"/>
+      <w:r>
+        <w:t>ImagePullBackOff</w:t>
+      </w:r>
+      <w:proofErr w:type="spellEnd"/>
+      <w:r>
+        <w:t xml:space="preserve">    0          11m</w:t>
+      </w:r>
+    </w:p>
+    <w:p>
+      <w:r>
+        <w:t>my-pod        1/1     Running             0          90m</w:t>
+      </w:r>
+    </w:p>
+    <w:p>
+      <w:r>
+        <w:t>my-pod2       1/1     Running             0          89m</w:t>
+      </w:r>
+    </w:p>
+    <w:p>
+      <w:r>
+        <w:t xml:space="preserve">my-rs-7xjf6   0/1     </w:t>
+      </w:r>
+      <w:proofErr w:type="spellStart"/>
+      <w:r>
+        <w:t>ErrImagePull</w:t>
+      </w:r>
+      <w:proofErr w:type="spellEnd"/>
+      <w:r>
+        <w:t xml:space="preserve">        0          11s</w:t>
+      </w:r>
+    </w:p>
+    <w:p>
+      <w:r>
+        <w:t xml:space="preserve">my-rs-fd6z6   0/1     </w:t>
+      </w:r>
+      <w:proofErr w:type="spellStart"/>
+      <w:r>
+        <w:t>ContainerCreating</w:t>
+      </w:r>
+      <w:proofErr w:type="spellEnd"/>
+      <w:r>
+        <w:t xml:space="preserve">   0          11s</w:t>
+      </w:r>
+    </w:p>
+    <w:p>
+      <w:r>
+        <w:t xml:space="preserve">my-rs-h8klx   0/1     </w:t>
+      </w:r>
+      <w:proofErr w:type="spellStart"/>
+      <w:r>
+        <w:t>ErrImagePull</w:t>
+      </w:r>
+      <w:proofErr w:type="spellEnd"/>
+      <w:r>
+        <w:t xml:space="preserve">        0          11s</w:t>
+      </w:r>
+    </w:p>
+    <w:p>
+      <w:r>
+        <w:t>my-</w:t>
+      </w:r>
+      <w:proofErr w:type="spellStart"/>
+      <w:r>
+        <w:t>rs</w:t>
+      </w:r>
+      <w:proofErr w:type="spellEnd"/>
+      <w:r>
+        <w:t>-</w:t>
+      </w:r>
+      <w:proofErr w:type="spellStart"/>
+      <w:r>
+        <w:t>wcqzw</w:t>
+      </w:r>
+      <w:proofErr w:type="spellEnd"/>
+      <w:r>
+        <w:t xml:space="preserve">   0/1     </w:t>
+      </w:r>
+      <w:proofErr w:type="spellStart"/>
+      <w:r>
+        <w:t>ContainerCreating</w:t>
+      </w:r>
+      <w:proofErr w:type="spellEnd"/>
+      <w:r>
+        <w:t xml:space="preserve">   0          11s</w:t>
+      </w:r>
+    </w:p>
+    <w:p>
+      <w:proofErr w:type="spellStart"/>
+      <w:r>
+        <w:t>mypod</w:t>
+      </w:r>
+      <w:proofErr w:type="spellEnd"/>
+      <w:r>
+        <w:t xml:space="preserve">         1/1     Running             0          93m</w:t>
+      </w:r>
+    </w:p>
+    <w:p>
+      <w:r>
+        <w:t>arvind_2004@</w:t>
+      </w:r>
+      <w:proofErr w:type="gramStart"/>
+      <w:r>
+        <w:t>ARVINDM:~</w:t>
+      </w:r>
+      <w:proofErr w:type="gramEnd"/>
+      <w:r>
+        <w:t>/</w:t>
+      </w:r>
+      <w:proofErr w:type="spellStart"/>
+      <w:r>
+        <w:t>my_project</w:t>
+      </w:r>
+      <w:proofErr w:type="spellEnd"/>
+      <w:r>
         <w:t xml:space="preserve">$ </w:t>
       </w:r>
       <w:proofErr w:type="spellStart"/>
@@ -7885,113 +10493,12 @@
       </w:r>
       <w:proofErr w:type="spellEnd"/>
       <w:r>
-        <w:t xml:space="preserve"> get pod</w:t>
-      </w:r>
-    </w:p>
-    <w:p>
-      <w:r>
-        <w:t>NAME          READY   STATUS              RESTARTS   AGE</w:t>
-      </w:r>
-    </w:p>
-    <w:p>
-      <w:r>
-        <w:t xml:space="preserve">my-app1       0/1     </w:t>
-      </w:r>
-      <w:proofErr w:type="spellStart"/>
-      <w:r>
-        <w:t>ImagePullBackOff</w:t>
-      </w:r>
-      <w:proofErr w:type="spellEnd"/>
-      <w:r>
-        <w:t xml:space="preserve">    0          11m</w:t>
-      </w:r>
-    </w:p>
-    <w:p>
-      <w:r>
-        <w:t>my-pod        1/1     Running             0          90m</w:t>
-      </w:r>
-    </w:p>
-    <w:p>
-      <w:r>
-        <w:t>my-pod2       1/1     Running             0          89m</w:t>
-      </w:r>
-    </w:p>
-    <w:p>
-      <w:r>
-        <w:t xml:space="preserve">my-rs-7xjf6   0/1     </w:t>
-      </w:r>
-      <w:proofErr w:type="spellStart"/>
-      <w:r>
-        <w:t>ErrImagePull</w:t>
-      </w:r>
-      <w:proofErr w:type="spellEnd"/>
-      <w:r>
-        <w:t xml:space="preserve">        0          11s</w:t>
-      </w:r>
-    </w:p>
-    <w:p>
-      <w:r>
-        <w:t xml:space="preserve">my-rs-fd6z6   0/1     </w:t>
-      </w:r>
-      <w:proofErr w:type="spellStart"/>
-      <w:r>
-        <w:t>ContainerCreating</w:t>
-      </w:r>
-      <w:proofErr w:type="spellEnd"/>
-      <w:r>
-        <w:t xml:space="preserve">   0          11s</w:t>
-      </w:r>
-    </w:p>
-    <w:p>
-      <w:r>
-        <w:t xml:space="preserve">my-rs-h8klx   0/1     </w:t>
-      </w:r>
-      <w:proofErr w:type="spellStart"/>
-      <w:r>
-        <w:t>ErrImagePull</w:t>
-      </w:r>
-      <w:proofErr w:type="spellEnd"/>
-      <w:r>
-        <w:t xml:space="preserve">        0          11s</w:t>
-      </w:r>
-    </w:p>
-    <w:p>
-      <w:r>
-        <w:t>my-</w:t>
-      </w:r>
-      <w:proofErr w:type="spellStart"/>
-      <w:r>
-        <w:t>rs</w:t>
-      </w:r>
-      <w:proofErr w:type="spellEnd"/>
-      <w:r>
-        <w:t>-</w:t>
-      </w:r>
-      <w:proofErr w:type="spellStart"/>
-      <w:r>
-        <w:t>wcqzw</w:t>
-      </w:r>
-      <w:proofErr w:type="spellEnd"/>
-      <w:r>
-        <w:t xml:space="preserve">   0/1     </w:t>
-      </w:r>
-      <w:proofErr w:type="spellStart"/>
-      <w:r>
-        <w:t>ContainerCreating</w:t>
-      </w:r>
-      <w:proofErr w:type="spellEnd"/>
-      <w:r>
-        <w:t xml:space="preserve">   0          11s</w:t>
-      </w:r>
-    </w:p>
-    <w:p>
-      <w:proofErr w:type="spellStart"/>
-      <w:r>
-        <w:t>mypod</w:t>
-      </w:r>
-      <w:proofErr w:type="spellEnd"/>
-      <w:r>
-        <w:t xml:space="preserve">         1/1     Running             0          93m</w:t>
+        <w:t xml:space="preserve"> delete pod my-rs-7xjf6</w:t>
+      </w:r>
+    </w:p>
+    <w:p>
+      <w:r>
+        <w:t>pod "my-rs-7xjf6" deleted</w:t>
       </w:r>
     </w:p>
     <w:p>
@@ -8012,49 +10519,7 @@
       </w:r>
       <w:proofErr w:type="spellEnd"/>
       <w:r>
-        <w:t xml:space="preserve">$ </w:t>
-      </w:r>
-      <w:proofErr w:type="spellStart"/>
-      <w:r>
-        <w:t>kubectl</w:t>
-      </w:r>
-      <w:proofErr w:type="spellEnd"/>
-      <w:r>
-        <w:t xml:space="preserve"> delete pod my-rs-7xjf6</w:t>
-      </w:r>
-    </w:p>
-    <w:p>
-      <w:r>
-        <w:t>pod "my-rs-7xjf6" deleted</w:t>
-      </w:r>
-    </w:p>
-    <w:p>
-      <w:r>
-        <w:t>arvind_2004@</w:t>
-      </w:r>
-      <w:proofErr w:type="gramStart"/>
-      <w:r>
-        <w:t>ARVINDM:~</w:t>
-      </w:r>
-      <w:proofErr w:type="gramEnd"/>
-      <w:r>
-        <w:t>/</w:t>
-      </w:r>
-      <w:proofErr w:type="spellStart"/>
-      <w:r>
-        <w:t>my_project</w:t>
-      </w:r>
-      <w:proofErr w:type="spellEnd"/>
-      <w:r>
-        <w:t xml:space="preserve">$ </w:t>
-      </w:r>
-      <w:proofErr w:type="spellStart"/>
-      <w:r>
-        <w:t>kubectl</w:t>
-      </w:r>
-      <w:proofErr w:type="spellEnd"/>
-      <w:r>
-        <w:t xml:space="preserve"> get pod</w:t>
+        <w:t>$ kubectl get pod</w:t>
       </w:r>
     </w:p>
     <w:p>
@@ -8345,15 +10810,7 @@
       </w:r>
       <w:proofErr w:type="spellEnd"/>
       <w:r>
-        <w:t xml:space="preserve">$ </w:t>
-      </w:r>
-      <w:proofErr w:type="spellStart"/>
-      <w:r>
-        <w:t>kubectl</w:t>
-      </w:r>
-      <w:proofErr w:type="spellEnd"/>
-      <w:r>
-        <w:t xml:space="preserve"> get pod</w:t>
+        <w:t>$ kubectl get pod</w:t>
       </w:r>
     </w:p>
     <w:p>
@@ -17090,6 +19547,56 @@
     </w:sectPr>
   </w:body>
 </w:document>
+</file>
+
+<file path=word/endnotes.xml><?xml version="1.0" encoding="utf-8"?>
+<w:endnotes xmlns:wpc="http://schemas.microsoft.com/office/word/2010/wordprocessingCanvas" xmlns:cx="http://schemas.microsoft.com/office/drawing/2014/chartex" xmlns:cx1="http://schemas.microsoft.com/office/drawing/2015/9/8/chartex" xmlns:cx2="http://schemas.microsoft.com/office/drawing/2015/10/21/chartex" xmlns:cx3="http://schemas.microsoft.com/office/drawing/2016/5/9/chartex" xmlns:cx4="http://schemas.microsoft.com/office/drawing/2016/5/10/chartex" xmlns:cx5="http://schemas.microsoft.com/office/drawing/2016/5/11/chartex" xmlns:cx6="http://schemas.microsoft.com/office/drawing/2016/5/12/chartex" xmlns:cx7="http://schemas.microsoft.com/office/drawing/2016/5/13/chartex" xmlns:cx8="http://schemas.microsoft.com/office/drawing/2016/5/14/chartex" xmlns:mc="http://schemas.openxmlformats.org/markup-compatibility/2006" xmlns:aink="http://schemas.microsoft.com/office/drawing/2016/ink" xmlns:am3d="http://schemas.microsoft.com/office/drawing/2017/model3d" xmlns:o="urn:schemas-microsoft-com:office:office" xmlns:oel="http://schemas.microsoft.com/office/2019/extlst" xmlns:r="http://schemas.openxmlformats.org/officeDocument/2006/relationships" xmlns:m="http://schemas.openxmlformats.org/officeDocument/2006/math" xmlns:v="urn:schemas-microsoft-com:vml" xmlns:wp14="http://schemas.microsoft.com/office/word/2010/wordprocessingDrawing" xmlns:wp="http://schemas.openxmlformats.org/drawingml/2006/wordprocessingDrawing" xmlns:w10="urn:schemas-microsoft-com:office:word" xmlns:w="http://schemas.openxmlformats.org/wordprocessingml/2006/main" xmlns:w14="http://schemas.microsoft.com/office/word/2010/wordml" xmlns:w15="http://schemas.microsoft.com/office/word/2012/wordml" xmlns:w16cex="http://schemas.microsoft.com/office/word/2018/wordml/cex" xmlns:w16cid="http://schemas.microsoft.com/office/word/2016/wordml/cid" xmlns:w16="http://schemas.microsoft.com/office/word/2018/wordml" xmlns:w16du="http://schemas.microsoft.com/office/word/2023/wordml/word16du" xmlns:w16sdtdh="http://schemas.microsoft.com/office/word/2020/wordml/sdtdatahash" xmlns:w16sdtfl="http://schemas.microsoft.com/office/word/2024/wordml/sdtformatlock" xmlns:w16se="http://schemas.microsoft.com/office/word/2015/wordml/symex" xmlns:wpg="http://schemas.microsoft.com/office/word/2010/wordprocessingGroup" xmlns:wpi="http://schemas.microsoft.com/office/word/2010/wordprocessingInk" xmlns:wne="http://schemas.microsoft.com/office/word/2006/wordml" xmlns:wps="http://schemas.microsoft.com/office/word/2010/wordprocessingShape" mc:Ignorable="w14 w15 w16se w16cid w16 w16cex w16sdtdh w16sdtfl w16du wp14">
+  <w:endnote w:type="separator" w:id="-1">
+    <w:p>
+      <w:pPr>
+        <w:spacing w:after="0" w:line="240" w:lineRule="auto"/>
+      </w:pPr>
+      <w:r>
+        <w:separator/>
+      </w:r>
+    </w:p>
+  </w:endnote>
+  <w:endnote w:type="continuationSeparator" w:id="0">
+    <w:p>
+      <w:pPr>
+        <w:spacing w:after="0" w:line="240" w:lineRule="auto"/>
+      </w:pPr>
+      <w:r>
+        <w:continuationSeparator/>
+      </w:r>
+    </w:p>
+  </w:endnote>
+</w:endnotes>
+</file>
+
+<file path=word/footnotes.xml><?xml version="1.0" encoding="utf-8"?>
+<w:footnotes xmlns:wpc="http://schemas.microsoft.com/office/word/2010/wordprocessingCanvas" xmlns:cx="http://schemas.microsoft.com/office/drawing/2014/chartex" xmlns:cx1="http://schemas.microsoft.com/office/drawing/2015/9/8/chartex" xmlns:cx2="http://schemas.microsoft.com/office/drawing/2015/10/21/chartex" xmlns:cx3="http://schemas.microsoft.com/office/drawing/2016/5/9/chartex" xmlns:cx4="http://schemas.microsoft.com/office/drawing/2016/5/10/chartex" xmlns:cx5="http://schemas.microsoft.com/office/drawing/2016/5/11/chartex" xmlns:cx6="http://schemas.microsoft.com/office/drawing/2016/5/12/chartex" xmlns:cx7="http://schemas.microsoft.com/office/drawing/2016/5/13/chartex" xmlns:cx8="http://schemas.microsoft.com/office/drawing/2016/5/14/chartex" xmlns:mc="http://schemas.openxmlformats.org/markup-compatibility/2006" xmlns:aink="http://schemas.microsoft.com/office/drawing/2016/ink" xmlns:am3d="http://schemas.microsoft.com/office/drawing/2017/model3d" xmlns:o="urn:schemas-microsoft-com:office:office" xmlns:oel="http://schemas.microsoft.com/office/2019/extlst" xmlns:r="http://schemas.openxmlformats.org/officeDocument/2006/relationships" xmlns:m="http://schemas.openxmlformats.org/officeDocument/2006/math" xmlns:v="urn:schemas-microsoft-com:vml" xmlns:wp14="http://schemas.microsoft.com/office/word/2010/wordprocessingDrawing" xmlns:wp="http://schemas.openxmlformats.org/drawingml/2006/wordprocessingDrawing" xmlns:w10="urn:schemas-microsoft-com:office:word" xmlns:w="http://schemas.openxmlformats.org/wordprocessingml/2006/main" xmlns:w14="http://schemas.microsoft.com/office/word/2010/wordml" xmlns:w15="http://schemas.microsoft.com/office/word/2012/wordml" xmlns:w16cex="http://schemas.microsoft.com/office/word/2018/wordml/cex" xmlns:w16cid="http://schemas.microsoft.com/office/word/2016/wordml/cid" xmlns:w16="http://schemas.microsoft.com/office/word/2018/wordml" xmlns:w16du="http://schemas.microsoft.com/office/word/2023/wordml/word16du" xmlns:w16sdtdh="http://schemas.microsoft.com/office/word/2020/wordml/sdtdatahash" xmlns:w16sdtfl="http://schemas.microsoft.com/office/word/2024/wordml/sdtformatlock" xmlns:w16se="http://schemas.microsoft.com/office/word/2015/wordml/symex" xmlns:wpg="http://schemas.microsoft.com/office/word/2010/wordprocessingGroup" xmlns:wpi="http://schemas.microsoft.com/office/word/2010/wordprocessingInk" xmlns:wne="http://schemas.microsoft.com/office/word/2006/wordml" xmlns:wps="http://schemas.microsoft.com/office/word/2010/wordprocessingShape" mc:Ignorable="w14 w15 w16se w16cid w16 w16cex w16sdtdh w16sdtfl w16du wp14">
+  <w:footnote w:type="separator" w:id="-1">
+    <w:p>
+      <w:pPr>
+        <w:spacing w:after="0" w:line="240" w:lineRule="auto"/>
+      </w:pPr>
+      <w:r>
+        <w:separator/>
+      </w:r>
+    </w:p>
+  </w:footnote>
+  <w:footnote w:type="continuationSeparator" w:id="0">
+    <w:p>
+      <w:pPr>
+        <w:spacing w:after="0" w:line="240" w:lineRule="auto"/>
+      </w:pPr>
+      <w:r>
+        <w:continuationSeparator/>
+      </w:r>
+    </w:p>
+  </w:footnote>
+</w:footnotes>
 </file>
 
 <file path=word/styles.xml><?xml version="1.0" encoding="utf-8"?>
@@ -17695,6 +20202,7 @@
   <w:style w:type="character" w:default="1" w:styleId="DefaultParagraphFont">
     <w:name w:val="Default Paragraph Font"/>
     <w:uiPriority w:val="1"/>
+    <w:semiHidden/>
     <w:unhideWhenUsed/>
   </w:style>
   <w:style w:type="table" w:default="1" w:styleId="TableNormal">
@@ -18008,6 +20516,50 @@
       <w:spacing w:val="5"/>
     </w:rPr>
   </w:style>
+  <w:style w:type="paragraph" w:styleId="Header">
+    <w:name w:val="header"/>
+    <w:basedOn w:val="Normal"/>
+    <w:link w:val="HeaderChar"/>
+    <w:uiPriority w:val="99"/>
+    <w:unhideWhenUsed/>
+    <w:rsid w:val="00BC60E9"/>
+    <w:pPr>
+      <w:tabs>
+        <w:tab w:val="center" w:pos="4513"/>
+        <w:tab w:val="right" w:pos="9026"/>
+      </w:tabs>
+      <w:spacing w:after="0" w:line="240" w:lineRule="auto"/>
+    </w:pPr>
+  </w:style>
+  <w:style w:type="character" w:customStyle="1" w:styleId="HeaderChar">
+    <w:name w:val="Header Char"/>
+    <w:basedOn w:val="DefaultParagraphFont"/>
+    <w:link w:val="Header"/>
+    <w:uiPriority w:val="99"/>
+    <w:rsid w:val="00BC60E9"/>
+  </w:style>
+  <w:style w:type="paragraph" w:styleId="Footer">
+    <w:name w:val="footer"/>
+    <w:basedOn w:val="Normal"/>
+    <w:link w:val="FooterChar"/>
+    <w:uiPriority w:val="99"/>
+    <w:unhideWhenUsed/>
+    <w:rsid w:val="00BC60E9"/>
+    <w:pPr>
+      <w:tabs>
+        <w:tab w:val="center" w:pos="4513"/>
+        <w:tab w:val="right" w:pos="9026"/>
+      </w:tabs>
+      <w:spacing w:after="0" w:line="240" w:lineRule="auto"/>
+    </w:pPr>
+  </w:style>
+  <w:style w:type="character" w:customStyle="1" w:styleId="FooterChar">
+    <w:name w:val="Footer Char"/>
+    <w:basedOn w:val="DefaultParagraphFont"/>
+    <w:link w:val="Footer"/>
+    <w:uiPriority w:val="99"/>
+    <w:rsid w:val="00BC60E9"/>
+  </w:style>
 </w:styles>
 </file>
 
